--- a/submission-report.docx
+++ b/submission-report.docx
@@ -19,7 +19,7 @@
         </w:numPr>
       </w:pPr>
       <w:r>
-        <w:t xml:space="preserve">Submission generated at 10/25/2026 at 18:20:51</w:t>
+        <w:t xml:space="preserve">Submission generated at 10/25/2026 at 18:24:59</w:t>
       </w:r>
     </w:p>
     <w:p>
@@ -578,387 +578,1947 @@
       </w:r>
       <w:r>
         <w:rPr>
+          <w:rStyle w:val="FunctionTok"/>
+        </w:rPr>
+        <w:t xml:space="preserve">mkdir</w:t>
+      </w:r>
+      <w:r>
+        <w:rPr>
+          <w:rStyle w:val="NormalTok"/>
+        </w:rPr>
+        <w:t xml:space="preserve"> </w:t>
+      </w:r>
+      <w:r>
+        <w:rPr>
+          <w:rStyle w:val="AttributeTok"/>
+        </w:rPr>
+        <w:t xml:space="preserve">-p</w:t>
+      </w:r>
+      <w:r>
+        <w:rPr>
+          <w:rStyle w:val="NormalTok"/>
+        </w:rPr>
+        <w:t xml:space="preserve"> build/debug</w:t>
+      </w:r>
+      <w:r>
+        <w:br/>
+      </w:r>
+      <w:r>
+        <w:rPr>
+          <w:rStyle w:val="FunctionTok"/>
+        </w:rPr>
+        <w:t xml:space="preserve">cc</w:t>
+      </w:r>
+      <w:r>
+        <w:rPr>
+          <w:rStyle w:val="NormalTok"/>
+        </w:rPr>
+        <w:t xml:space="preserve"> </w:t>
+      </w:r>
+      <w:r>
+        <w:rPr>
+          <w:rStyle w:val="AttributeTok"/>
+        </w:rPr>
+        <w:t xml:space="preserve">-g</w:t>
+      </w:r>
+      <w:r>
+        <w:rPr>
+          <w:rStyle w:val="NormalTok"/>
+        </w:rPr>
+        <w:t xml:space="preserve"> </w:t>
+      </w:r>
+      <w:r>
+        <w:rPr>
+          <w:rStyle w:val="AttributeTok"/>
+        </w:rPr>
+        <w:t xml:space="preserve">-O0</w:t>
+      </w:r>
+      <w:r>
+        <w:rPr>
+          <w:rStyle w:val="NormalTok"/>
+        </w:rPr>
+        <w:t xml:space="preserve"> </w:t>
+      </w:r>
+      <w:r>
+        <w:rPr>
+          <w:rStyle w:val="AttributeTok"/>
+        </w:rPr>
+        <w:t xml:space="preserve">-DDEBUG</w:t>
+      </w:r>
+      <w:r>
+        <w:rPr>
+          <w:rStyle w:val="NormalTok"/>
+        </w:rPr>
+        <w:t xml:space="preserve"> </w:t>
+      </w:r>
+      <w:r>
+        <w:rPr>
+          <w:rStyle w:val="AttributeTok"/>
+        </w:rPr>
+        <w:t xml:space="preserve">-fno-omit-frame-pointer</w:t>
+      </w:r>
+      <w:r>
+        <w:rPr>
+          <w:rStyle w:val="NormalTok"/>
+        </w:rPr>
+        <w:t xml:space="preserve"> </w:t>
+      </w:r>
+      <w:r>
+        <w:rPr>
+          <w:rStyle w:val="AttributeTok"/>
+        </w:rPr>
+        <w:t xml:space="preserve">-fsanitize</w:t>
+      </w:r>
+      <w:r>
+        <w:rPr>
+          <w:rStyle w:val="OperatorTok"/>
+        </w:rPr>
+        <w:t xml:space="preserve">=</w:t>
+      </w:r>
+      <w:r>
+        <w:rPr>
+          <w:rStyle w:val="NormalTok"/>
+        </w:rPr>
+        <w:t xml:space="preserve">address </w:t>
+      </w:r>
+      <w:r>
+        <w:rPr>
+          <w:rStyle w:val="AttributeTok"/>
+        </w:rPr>
+        <w:t xml:space="preserve">-c</w:t>
+      </w:r>
+      <w:r>
+        <w:rPr>
+          <w:rStyle w:val="NormalTok"/>
+        </w:rPr>
+        <w:t xml:space="preserve"> src/main.c </w:t>
+      </w:r>
+      <w:r>
+        <w:rPr>
+          <w:rStyle w:val="AttributeTok"/>
+        </w:rPr>
+        <w:t xml:space="preserve">-o</w:t>
+      </w:r>
+      <w:r>
+        <w:rPr>
+          <w:rStyle w:val="NormalTok"/>
+        </w:rPr>
+        <w:t xml:space="preserve"> build/debug/main.c.o</w:t>
+      </w:r>
+      <w:r>
+        <w:br/>
+      </w:r>
+      <w:r>
+        <w:rPr>
+          <w:rStyle w:val="FunctionTok"/>
+        </w:rPr>
+        <w:t xml:space="preserve">cc</w:t>
+      </w:r>
+      <w:r>
+        <w:rPr>
+          <w:rStyle w:val="NormalTok"/>
+        </w:rPr>
+        <w:t xml:space="preserve"> </w:t>
+      </w:r>
+      <w:r>
+        <w:rPr>
+          <w:rStyle w:val="AttributeTok"/>
+        </w:rPr>
+        <w:t xml:space="preserve">-g</w:t>
+      </w:r>
+      <w:r>
+        <w:rPr>
+          <w:rStyle w:val="NormalTok"/>
+        </w:rPr>
+        <w:t xml:space="preserve"> </w:t>
+      </w:r>
+      <w:r>
+        <w:rPr>
+          <w:rStyle w:val="AttributeTok"/>
+        </w:rPr>
+        <w:t xml:space="preserve">-O0</w:t>
+      </w:r>
+      <w:r>
+        <w:rPr>
+          <w:rStyle w:val="NormalTok"/>
+        </w:rPr>
+        <w:t xml:space="preserve"> </w:t>
+      </w:r>
+      <w:r>
+        <w:rPr>
+          <w:rStyle w:val="AttributeTok"/>
+        </w:rPr>
+        <w:t xml:space="preserve">-DDEBUG</w:t>
+      </w:r>
+      <w:r>
+        <w:rPr>
+          <w:rStyle w:val="NormalTok"/>
+        </w:rPr>
+        <w:t xml:space="preserve"> </w:t>
+      </w:r>
+      <w:r>
+        <w:rPr>
+          <w:rStyle w:val="AttributeTok"/>
+        </w:rPr>
+        <w:t xml:space="preserve">-fno-omit-frame-pointer</w:t>
+      </w:r>
+      <w:r>
+        <w:rPr>
+          <w:rStyle w:val="NormalTok"/>
+        </w:rPr>
+        <w:t xml:space="preserve"> </w:t>
+      </w:r>
+      <w:r>
+        <w:rPr>
+          <w:rStyle w:val="AttributeTok"/>
+        </w:rPr>
+        <w:t xml:space="preserve">-fsanitize</w:t>
+      </w:r>
+      <w:r>
+        <w:rPr>
+          <w:rStyle w:val="OperatorTok"/>
+        </w:rPr>
+        <w:t xml:space="preserve">=</w:t>
+      </w:r>
+      <w:r>
+        <w:rPr>
+          <w:rStyle w:val="NormalTok"/>
+        </w:rPr>
+        <w:t xml:space="preserve">address build/debug/lab.c.o build/debug/main.c.o </w:t>
+      </w:r>
+      <w:r>
+        <w:rPr>
+          <w:rStyle w:val="AttributeTok"/>
+        </w:rPr>
+        <w:t xml:space="preserve">-o</w:t>
+      </w:r>
+      <w:r>
+        <w:rPr>
+          <w:rStyle w:val="NormalTok"/>
+        </w:rPr>
+        <w:t xml:space="preserve"> build/debug/myapp_d </w:t>
+      </w:r>
+      <w:r>
+        <w:rPr>
+          <w:rStyle w:val="AttributeTok"/>
+        </w:rPr>
+        <w:t xml:space="preserve">-fsanitize</w:t>
+      </w:r>
+      <w:r>
+        <w:rPr>
+          <w:rStyle w:val="OperatorTok"/>
+        </w:rPr>
+        <w:t xml:space="preserve">=</w:t>
+      </w:r>
+      <w:r>
+        <w:rPr>
+          <w:rStyle w:val="NormalTok"/>
+        </w:rPr>
+        <w:t xml:space="preserve">address</w:t>
+      </w:r>
+      <w:r>
+        <w:br/>
+      </w:r>
+      <w:r>
+        <w:rPr>
+          <w:rStyle w:val="VariableTok"/>
+        </w:rPr>
+        <w:t xml:space="preserve">make</w:t>
+      </w:r>
+      <w:r>
+        <w:rPr>
+          <w:rStyle w:val="OperatorTok"/>
+        </w:rPr>
+        <w:t xml:space="preserve">[</w:t>
+      </w:r>
+      <w:r>
+        <w:rPr>
+          <w:rStyle w:val="DecValTok"/>
+        </w:rPr>
+        <w:t xml:space="preserve">1</w:t>
+      </w:r>
+      <w:r>
+        <w:rPr>
+          <w:rStyle w:val="OperatorTok"/>
+        </w:rPr>
+        <w:t xml:space="preserve">]</w:t>
+      </w:r>
+      <w:r>
+        <w:rPr>
           <w:rStyle w:val="ExtensionTok"/>
         </w:rPr>
-        <w:t xml:space="preserve">src/lab.c:</w:t>
-      </w:r>
-      <w:r>
-        <w:rPr>
-          <w:rStyle w:val="NormalTok"/>
-        </w:rPr>
-        <w:t xml:space="preserve"> In function ‘cidr_format’:</w:t>
-      </w:r>
-      <w:r>
-        <w:br/>
+        <w:t xml:space="preserve">:</w:t>
+      </w:r>
+      <w:r>
+        <w:rPr>
+          <w:rStyle w:val="NormalTok"/>
+        </w:rPr>
+        <w:t xml:space="preserve"> Leaving directory </w:t>
+      </w:r>
+      <w:r>
+        <w:rPr>
+          <w:rStyle w:val="StringTok"/>
+        </w:rPr>
+        <w:t xml:space="preserve">'/home/runner/work/cs425-p3/cs425-p3'</w:t>
+      </w:r>
+      <w:r>
+        <w:br/>
+      </w:r>
+      <w:r>
+        <w:rPr>
+          <w:rStyle w:val="VariableTok"/>
+        </w:rPr>
+        <w:t xml:space="preserve">make</w:t>
+      </w:r>
+      <w:r>
+        <w:rPr>
+          <w:rStyle w:val="OperatorTok"/>
+        </w:rPr>
+        <w:t xml:space="preserve">[</w:t>
+      </w:r>
+      <w:r>
+        <w:rPr>
+          <w:rStyle w:val="DecValTok"/>
+        </w:rPr>
+        <w:t xml:space="preserve">1</w:t>
+      </w:r>
+      <w:r>
+        <w:rPr>
+          <w:rStyle w:val="OperatorTok"/>
+        </w:rPr>
+        <w:t xml:space="preserve">]</w:t>
       </w:r>
       <w:r>
         <w:rPr>
           <w:rStyle w:val="ExtensionTok"/>
         </w:rPr>
-        <w:t xml:space="preserve">src/lab.c:197:43:</w:t>
-      </w:r>
-      <w:r>
-        <w:rPr>
-          <w:rStyle w:val="NormalTok"/>
-        </w:rPr>
-        <w:t xml:space="preserve"> warning: ‘snprintf’ output may be truncated before the last format character </w:t>
-      </w:r>
-      <w:r>
-        <w:rPr>
-          <w:rStyle w:val="PreprocessorTok"/>
-        </w:rPr>
-        <w:t xml:space="preserve">[-</w:t>
-      </w:r>
-      <w:r>
-        <w:rPr>
-          <w:rStyle w:val="SpecialStringTok"/>
-        </w:rPr>
-        <w:t xml:space="preserve">Wformat</w:t>
-      </w:r>
-      <w:r>
-        <w:rPr>
-          <w:rStyle w:val="PreprocessorTok"/>
-        </w:rPr>
-        <w:t xml:space="preserve">-</w:t>
-      </w:r>
-      <w:r>
-        <w:rPr>
-          <w:rStyle w:val="SpecialStringTok"/>
-        </w:rPr>
-        <w:t xml:space="preserve">truncation=</w:t>
-      </w:r>
-      <w:r>
-        <w:rPr>
-          <w:rStyle w:val="PreprocessorTok"/>
+        <w:t xml:space="preserve">:</w:t>
+      </w:r>
+      <w:r>
+        <w:rPr>
+          <w:rStyle w:val="NormalTok"/>
+        </w:rPr>
+        <w:t xml:space="preserve"> Entering directory </w:t>
+      </w:r>
+      <w:r>
+        <w:rPr>
+          <w:rStyle w:val="StringTok"/>
+        </w:rPr>
+        <w:t xml:space="preserve">'/home/runner/work/cs425-p3/cs425-p3'</w:t>
+      </w:r>
+      <w:r>
+        <w:br/>
+      </w:r>
+      <w:r>
+        <w:rPr>
+          <w:rStyle w:val="FunctionTok"/>
+        </w:rPr>
+        <w:t xml:space="preserve">mkdir</w:t>
+      </w:r>
+      <w:r>
+        <w:rPr>
+          <w:rStyle w:val="NormalTok"/>
+        </w:rPr>
+        <w:t xml:space="preserve"> </w:t>
+      </w:r>
+      <w:r>
+        <w:rPr>
+          <w:rStyle w:val="AttributeTok"/>
+        </w:rPr>
+        <w:t xml:space="preserve">-p</w:t>
+      </w:r>
+      <w:r>
+        <w:rPr>
+          <w:rStyle w:val="NormalTok"/>
+        </w:rPr>
+        <w:t xml:space="preserve"> build/release</w:t>
+      </w:r>
+      <w:r>
+        <w:br/>
+      </w:r>
+      <w:r>
+        <w:rPr>
+          <w:rStyle w:val="FunctionTok"/>
+        </w:rPr>
+        <w:t xml:space="preserve">cc</w:t>
+      </w:r>
+      <w:r>
+        <w:rPr>
+          <w:rStyle w:val="NormalTok"/>
+        </w:rPr>
+        <w:t xml:space="preserve"> </w:t>
+      </w:r>
+      <w:r>
+        <w:rPr>
+          <w:rStyle w:val="AttributeTok"/>
+        </w:rPr>
+        <w:t xml:space="preserve">-Wall</w:t>
+      </w:r>
+      <w:r>
+        <w:rPr>
+          <w:rStyle w:val="NormalTok"/>
+        </w:rPr>
+        <w:t xml:space="preserve"> </w:t>
+      </w:r>
+      <w:r>
+        <w:rPr>
+          <w:rStyle w:val="AttributeTok"/>
+        </w:rPr>
+        <w:t xml:space="preserve">-Wextra</w:t>
+      </w:r>
+      <w:r>
+        <w:rPr>
+          <w:rStyle w:val="NormalTok"/>
+        </w:rPr>
+        <w:t xml:space="preserve"> </w:t>
+      </w:r>
+      <w:r>
+        <w:rPr>
+          <w:rStyle w:val="AttributeTok"/>
+        </w:rPr>
+        <w:t xml:space="preserve">-O2</w:t>
+      </w:r>
+      <w:r>
+        <w:rPr>
+          <w:rStyle w:val="NormalTok"/>
+        </w:rPr>
+        <w:t xml:space="preserve"> </w:t>
+      </w:r>
+      <w:r>
+        <w:rPr>
+          <w:rStyle w:val="AttributeTok"/>
+        </w:rPr>
+        <w:t xml:space="preserve">-fPIE</w:t>
+      </w:r>
+      <w:r>
+        <w:rPr>
+          <w:rStyle w:val="NormalTok"/>
+        </w:rPr>
+        <w:t xml:space="preserve"> </w:t>
+      </w:r>
+      <w:r>
+        <w:rPr>
+          <w:rStyle w:val="AttributeTok"/>
+        </w:rPr>
+        <w:t xml:space="preserve">-MMD</w:t>
+      </w:r>
+      <w:r>
+        <w:rPr>
+          <w:rStyle w:val="NormalTok"/>
+        </w:rPr>
+        <w:t xml:space="preserve"> </w:t>
+      </w:r>
+      <w:r>
+        <w:rPr>
+          <w:rStyle w:val="AttributeTok"/>
+        </w:rPr>
+        <w:t xml:space="preserve">-MP</w:t>
+      </w:r>
+      <w:r>
+        <w:rPr>
+          <w:rStyle w:val="NormalTok"/>
+        </w:rPr>
+        <w:t xml:space="preserve"> </w:t>
+      </w:r>
+      <w:r>
+        <w:rPr>
+          <w:rStyle w:val="AttributeTok"/>
+        </w:rPr>
+        <w:t xml:space="preserve">-Wformat</w:t>
+      </w:r>
+      <w:r>
+        <w:rPr>
+          <w:rStyle w:val="NormalTok"/>
+        </w:rPr>
+        <w:t xml:space="preserve"> </w:t>
+      </w:r>
+      <w:r>
+        <w:rPr>
+          <w:rStyle w:val="AttributeTok"/>
+        </w:rPr>
+        <w:t xml:space="preserve">-Wformat</w:t>
+      </w:r>
+      <w:r>
+        <w:rPr>
+          <w:rStyle w:val="OperatorTok"/>
+        </w:rPr>
+        <w:t xml:space="preserve">=</w:t>
+      </w:r>
+      <w:r>
+        <w:rPr>
+          <w:rStyle w:val="NormalTok"/>
+        </w:rPr>
+        <w:t xml:space="preserve">2 </w:t>
+      </w:r>
+      <w:r>
+        <w:rPr>
+          <w:rStyle w:val="AttributeTok"/>
+        </w:rPr>
+        <w:t xml:space="preserve">-Wconversion</w:t>
+      </w:r>
+      <w:r>
+        <w:rPr>
+          <w:rStyle w:val="NormalTok"/>
+        </w:rPr>
+        <w:t xml:space="preserve"> </w:t>
+      </w:r>
+      <w:r>
+        <w:rPr>
+          <w:rStyle w:val="AttributeTok"/>
+        </w:rPr>
+        <w:t xml:space="preserve">-Wsign-conversion</w:t>
+      </w:r>
+      <w:r>
+        <w:rPr>
+          <w:rStyle w:val="NormalTok"/>
+        </w:rPr>
+        <w:t xml:space="preserve"> </w:t>
+      </w:r>
+      <w:r>
+        <w:rPr>
+          <w:rStyle w:val="AttributeTok"/>
+        </w:rPr>
+        <w:t xml:space="preserve">-Wimplicit-fallthrough</w:t>
+      </w:r>
+      <w:r>
+        <w:rPr>
+          <w:rStyle w:val="NormalTok"/>
+        </w:rPr>
+        <w:t xml:space="preserve"> </w:t>
+      </w:r>
+      <w:r>
+        <w:rPr>
+          <w:rStyle w:val="AttributeTok"/>
+        </w:rPr>
+        <w:t xml:space="preserve">-fstack-protector-strong</w:t>
+      </w:r>
+      <w:r>
+        <w:rPr>
+          <w:rStyle w:val="NormalTok"/>
+        </w:rPr>
+        <w:t xml:space="preserve"> </w:t>
+      </w:r>
+      <w:r>
+        <w:rPr>
+          <w:rStyle w:val="AttributeTok"/>
+        </w:rPr>
+        <w:t xml:space="preserve">-Werror</w:t>
+      </w:r>
+      <w:r>
+        <w:rPr>
+          <w:rStyle w:val="OperatorTok"/>
+        </w:rPr>
+        <w:t xml:space="preserve">=</w:t>
+      </w:r>
+      <w:r>
+        <w:rPr>
+          <w:rStyle w:val="NormalTok"/>
+        </w:rPr>
+        <w:t xml:space="preserve">format-security </w:t>
+      </w:r>
+      <w:r>
+        <w:rPr>
+          <w:rStyle w:val="AttributeTok"/>
+        </w:rPr>
+        <w:t xml:space="preserve">-Werror</w:t>
+      </w:r>
+      <w:r>
+        <w:rPr>
+          <w:rStyle w:val="OperatorTok"/>
+        </w:rPr>
+        <w:t xml:space="preserve">=</w:t>
+      </w:r>
+      <w:r>
+        <w:rPr>
+          <w:rStyle w:val="NormalTok"/>
+        </w:rPr>
+        <w:t xml:space="preserve">implicit </w:t>
+      </w:r>
+      <w:r>
+        <w:rPr>
+          <w:rStyle w:val="AttributeTok"/>
+        </w:rPr>
+        <w:t xml:space="preserve">-Werror</w:t>
+      </w:r>
+      <w:r>
+        <w:rPr>
+          <w:rStyle w:val="OperatorTok"/>
+        </w:rPr>
+        <w:t xml:space="preserve">=</w:t>
+      </w:r>
+      <w:r>
+        <w:rPr>
+          <w:rStyle w:val="NormalTok"/>
+        </w:rPr>
+        <w:t xml:space="preserve">incompatible-pointer-types </w:t>
+      </w:r>
+      <w:r>
+        <w:rPr>
+          <w:rStyle w:val="AttributeTok"/>
+        </w:rPr>
+        <w:t xml:space="preserve">-Werror</w:t>
+      </w:r>
+      <w:r>
+        <w:rPr>
+          <w:rStyle w:val="OperatorTok"/>
+        </w:rPr>
+        <w:t xml:space="preserve">=</w:t>
+      </w:r>
+      <w:r>
+        <w:rPr>
+          <w:rStyle w:val="NormalTok"/>
+        </w:rPr>
+        <w:t xml:space="preserve">int-conversion </w:t>
+      </w:r>
+      <w:r>
+        <w:rPr>
+          <w:rStyle w:val="AttributeTok"/>
+        </w:rPr>
+        <w:t xml:space="preserve">-c</w:t>
+      </w:r>
+      <w:r>
+        <w:rPr>
+          <w:rStyle w:val="NormalTok"/>
+        </w:rPr>
+        <w:t xml:space="preserve"> src/lab.c </w:t>
+      </w:r>
+      <w:r>
+        <w:rPr>
+          <w:rStyle w:val="AttributeTok"/>
+        </w:rPr>
+        <w:t xml:space="preserve">-o</w:t>
+      </w:r>
+      <w:r>
+        <w:rPr>
+          <w:rStyle w:val="NormalTok"/>
+        </w:rPr>
+        <w:t xml:space="preserve"> build/release/lab.c.o</w:t>
+      </w:r>
+      <w:r>
+        <w:br/>
+      </w:r>
+      <w:r>
+        <w:rPr>
+          <w:rStyle w:val="FunctionTok"/>
+        </w:rPr>
+        <w:t xml:space="preserve">mkdir</w:t>
+      </w:r>
+      <w:r>
+        <w:rPr>
+          <w:rStyle w:val="NormalTok"/>
+        </w:rPr>
+        <w:t xml:space="preserve"> </w:t>
+      </w:r>
+      <w:r>
+        <w:rPr>
+          <w:rStyle w:val="AttributeTok"/>
+        </w:rPr>
+        <w:t xml:space="preserve">-p</w:t>
+      </w:r>
+      <w:r>
+        <w:rPr>
+          <w:rStyle w:val="NormalTok"/>
+        </w:rPr>
+        <w:t xml:space="preserve"> build/release</w:t>
+      </w:r>
+      <w:r>
+        <w:br/>
+      </w:r>
+      <w:r>
+        <w:rPr>
+          <w:rStyle w:val="FunctionTok"/>
+        </w:rPr>
+        <w:t xml:space="preserve">cc</w:t>
+      </w:r>
+      <w:r>
+        <w:rPr>
+          <w:rStyle w:val="NormalTok"/>
+        </w:rPr>
+        <w:t xml:space="preserve"> </w:t>
+      </w:r>
+      <w:r>
+        <w:rPr>
+          <w:rStyle w:val="AttributeTok"/>
+        </w:rPr>
+        <w:t xml:space="preserve">-Wall</w:t>
+      </w:r>
+      <w:r>
+        <w:rPr>
+          <w:rStyle w:val="NormalTok"/>
+        </w:rPr>
+        <w:t xml:space="preserve"> </w:t>
+      </w:r>
+      <w:r>
+        <w:rPr>
+          <w:rStyle w:val="AttributeTok"/>
+        </w:rPr>
+        <w:t xml:space="preserve">-Wextra</w:t>
+      </w:r>
+      <w:r>
+        <w:rPr>
+          <w:rStyle w:val="NormalTok"/>
+        </w:rPr>
+        <w:t xml:space="preserve"> </w:t>
+      </w:r>
+      <w:r>
+        <w:rPr>
+          <w:rStyle w:val="AttributeTok"/>
+        </w:rPr>
+        <w:t xml:space="preserve">-O2</w:t>
+      </w:r>
+      <w:r>
+        <w:rPr>
+          <w:rStyle w:val="NormalTok"/>
+        </w:rPr>
+        <w:t xml:space="preserve"> </w:t>
+      </w:r>
+      <w:r>
+        <w:rPr>
+          <w:rStyle w:val="AttributeTok"/>
+        </w:rPr>
+        <w:t xml:space="preserve">-fPIE</w:t>
+      </w:r>
+      <w:r>
+        <w:rPr>
+          <w:rStyle w:val="NormalTok"/>
+        </w:rPr>
+        <w:t xml:space="preserve"> </w:t>
+      </w:r>
+      <w:r>
+        <w:rPr>
+          <w:rStyle w:val="AttributeTok"/>
+        </w:rPr>
+        <w:t xml:space="preserve">-MMD</w:t>
+      </w:r>
+      <w:r>
+        <w:rPr>
+          <w:rStyle w:val="NormalTok"/>
+        </w:rPr>
+        <w:t xml:space="preserve"> </w:t>
+      </w:r>
+      <w:r>
+        <w:rPr>
+          <w:rStyle w:val="AttributeTok"/>
+        </w:rPr>
+        <w:t xml:space="preserve">-MP</w:t>
+      </w:r>
+      <w:r>
+        <w:rPr>
+          <w:rStyle w:val="NormalTok"/>
+        </w:rPr>
+        <w:t xml:space="preserve"> </w:t>
+      </w:r>
+      <w:r>
+        <w:rPr>
+          <w:rStyle w:val="AttributeTok"/>
+        </w:rPr>
+        <w:t xml:space="preserve">-Wformat</w:t>
+      </w:r>
+      <w:r>
+        <w:rPr>
+          <w:rStyle w:val="NormalTok"/>
+        </w:rPr>
+        <w:t xml:space="preserve"> </w:t>
+      </w:r>
+      <w:r>
+        <w:rPr>
+          <w:rStyle w:val="AttributeTok"/>
+        </w:rPr>
+        <w:t xml:space="preserve">-Wformat</w:t>
+      </w:r>
+      <w:r>
+        <w:rPr>
+          <w:rStyle w:val="OperatorTok"/>
+        </w:rPr>
+        <w:t xml:space="preserve">=</w:t>
+      </w:r>
+      <w:r>
+        <w:rPr>
+          <w:rStyle w:val="NormalTok"/>
+        </w:rPr>
+        <w:t xml:space="preserve">2 </w:t>
+      </w:r>
+      <w:r>
+        <w:rPr>
+          <w:rStyle w:val="AttributeTok"/>
+        </w:rPr>
+        <w:t xml:space="preserve">-Wconversion</w:t>
+      </w:r>
+      <w:r>
+        <w:rPr>
+          <w:rStyle w:val="NormalTok"/>
+        </w:rPr>
+        <w:t xml:space="preserve"> </w:t>
+      </w:r>
+      <w:r>
+        <w:rPr>
+          <w:rStyle w:val="AttributeTok"/>
+        </w:rPr>
+        <w:t xml:space="preserve">-Wsign-conversion</w:t>
+      </w:r>
+      <w:r>
+        <w:rPr>
+          <w:rStyle w:val="NormalTok"/>
+        </w:rPr>
+        <w:t xml:space="preserve"> </w:t>
+      </w:r>
+      <w:r>
+        <w:rPr>
+          <w:rStyle w:val="AttributeTok"/>
+        </w:rPr>
+        <w:t xml:space="preserve">-Wimplicit-fallthrough</w:t>
+      </w:r>
+      <w:r>
+        <w:rPr>
+          <w:rStyle w:val="NormalTok"/>
+        </w:rPr>
+        <w:t xml:space="preserve"> </w:t>
+      </w:r>
+      <w:r>
+        <w:rPr>
+          <w:rStyle w:val="AttributeTok"/>
+        </w:rPr>
+        <w:t xml:space="preserve">-fstack-protector-strong</w:t>
+      </w:r>
+      <w:r>
+        <w:rPr>
+          <w:rStyle w:val="NormalTok"/>
+        </w:rPr>
+        <w:t xml:space="preserve"> </w:t>
+      </w:r>
+      <w:r>
+        <w:rPr>
+          <w:rStyle w:val="AttributeTok"/>
+        </w:rPr>
+        <w:t xml:space="preserve">-Werror</w:t>
+      </w:r>
+      <w:r>
+        <w:rPr>
+          <w:rStyle w:val="OperatorTok"/>
+        </w:rPr>
+        <w:t xml:space="preserve">=</w:t>
+      </w:r>
+      <w:r>
+        <w:rPr>
+          <w:rStyle w:val="NormalTok"/>
+        </w:rPr>
+        <w:t xml:space="preserve">format-security </w:t>
+      </w:r>
+      <w:r>
+        <w:rPr>
+          <w:rStyle w:val="AttributeTok"/>
+        </w:rPr>
+        <w:t xml:space="preserve">-Werror</w:t>
+      </w:r>
+      <w:r>
+        <w:rPr>
+          <w:rStyle w:val="OperatorTok"/>
+        </w:rPr>
+        <w:t xml:space="preserve">=</w:t>
+      </w:r>
+      <w:r>
+        <w:rPr>
+          <w:rStyle w:val="NormalTok"/>
+        </w:rPr>
+        <w:t xml:space="preserve">implicit </w:t>
+      </w:r>
+      <w:r>
+        <w:rPr>
+          <w:rStyle w:val="AttributeTok"/>
+        </w:rPr>
+        <w:t xml:space="preserve">-Werror</w:t>
+      </w:r>
+      <w:r>
+        <w:rPr>
+          <w:rStyle w:val="OperatorTok"/>
+        </w:rPr>
+        <w:t xml:space="preserve">=</w:t>
+      </w:r>
+      <w:r>
+        <w:rPr>
+          <w:rStyle w:val="NormalTok"/>
+        </w:rPr>
+        <w:t xml:space="preserve">incompatible-pointer-types </w:t>
+      </w:r>
+      <w:r>
+        <w:rPr>
+          <w:rStyle w:val="AttributeTok"/>
+        </w:rPr>
+        <w:t xml:space="preserve">-Werror</w:t>
+      </w:r>
+      <w:r>
+        <w:rPr>
+          <w:rStyle w:val="OperatorTok"/>
+        </w:rPr>
+        <w:t xml:space="preserve">=</w:t>
+      </w:r>
+      <w:r>
+        <w:rPr>
+          <w:rStyle w:val="NormalTok"/>
+        </w:rPr>
+        <w:t xml:space="preserve">int-conversion </w:t>
+      </w:r>
+      <w:r>
+        <w:rPr>
+          <w:rStyle w:val="AttributeTok"/>
+        </w:rPr>
+        <w:t xml:space="preserve">-c</w:t>
+      </w:r>
+      <w:r>
+        <w:rPr>
+          <w:rStyle w:val="NormalTok"/>
+        </w:rPr>
+        <w:t xml:space="preserve"> src/main.c </w:t>
+      </w:r>
+      <w:r>
+        <w:rPr>
+          <w:rStyle w:val="AttributeTok"/>
+        </w:rPr>
+        <w:t xml:space="preserve">-o</w:t>
+      </w:r>
+      <w:r>
+        <w:rPr>
+          <w:rStyle w:val="NormalTok"/>
+        </w:rPr>
+        <w:t xml:space="preserve"> build/release/main.c.o</w:t>
+      </w:r>
+      <w:r>
+        <w:br/>
+      </w:r>
+      <w:r>
+        <w:rPr>
+          <w:rStyle w:val="FunctionTok"/>
+        </w:rPr>
+        <w:t xml:space="preserve">cc</w:t>
+      </w:r>
+      <w:r>
+        <w:rPr>
+          <w:rStyle w:val="NormalTok"/>
+        </w:rPr>
+        <w:t xml:space="preserve"> </w:t>
+      </w:r>
+      <w:r>
+        <w:rPr>
+          <w:rStyle w:val="AttributeTok"/>
+        </w:rPr>
+        <w:t xml:space="preserve">-Wall</w:t>
+      </w:r>
+      <w:r>
+        <w:rPr>
+          <w:rStyle w:val="NormalTok"/>
+        </w:rPr>
+        <w:t xml:space="preserve"> </w:t>
+      </w:r>
+      <w:r>
+        <w:rPr>
+          <w:rStyle w:val="AttributeTok"/>
+        </w:rPr>
+        <w:t xml:space="preserve">-Wextra</w:t>
+      </w:r>
+      <w:r>
+        <w:rPr>
+          <w:rStyle w:val="NormalTok"/>
+        </w:rPr>
+        <w:t xml:space="preserve"> </w:t>
+      </w:r>
+      <w:r>
+        <w:rPr>
+          <w:rStyle w:val="AttributeTok"/>
+        </w:rPr>
+        <w:t xml:space="preserve">-O2</w:t>
+      </w:r>
+      <w:r>
+        <w:rPr>
+          <w:rStyle w:val="NormalTok"/>
+        </w:rPr>
+        <w:t xml:space="preserve"> </w:t>
+      </w:r>
+      <w:r>
+        <w:rPr>
+          <w:rStyle w:val="AttributeTok"/>
+        </w:rPr>
+        <w:t xml:space="preserve">-fPIE</w:t>
+      </w:r>
+      <w:r>
+        <w:rPr>
+          <w:rStyle w:val="NormalTok"/>
+        </w:rPr>
+        <w:t xml:space="preserve"> </w:t>
+      </w:r>
+      <w:r>
+        <w:rPr>
+          <w:rStyle w:val="AttributeTok"/>
+        </w:rPr>
+        <w:t xml:space="preserve">-MMD</w:t>
+      </w:r>
+      <w:r>
+        <w:rPr>
+          <w:rStyle w:val="NormalTok"/>
+        </w:rPr>
+        <w:t xml:space="preserve"> </w:t>
+      </w:r>
+      <w:r>
+        <w:rPr>
+          <w:rStyle w:val="AttributeTok"/>
+        </w:rPr>
+        <w:t xml:space="preserve">-MP</w:t>
+      </w:r>
+      <w:r>
+        <w:rPr>
+          <w:rStyle w:val="NormalTok"/>
+        </w:rPr>
+        <w:t xml:space="preserve"> </w:t>
+      </w:r>
+      <w:r>
+        <w:rPr>
+          <w:rStyle w:val="AttributeTok"/>
+        </w:rPr>
+        <w:t xml:space="preserve">-Wformat</w:t>
+      </w:r>
+      <w:r>
+        <w:rPr>
+          <w:rStyle w:val="NormalTok"/>
+        </w:rPr>
+        <w:t xml:space="preserve"> </w:t>
+      </w:r>
+      <w:r>
+        <w:rPr>
+          <w:rStyle w:val="AttributeTok"/>
+        </w:rPr>
+        <w:t xml:space="preserve">-Wformat</w:t>
+      </w:r>
+      <w:r>
+        <w:rPr>
+          <w:rStyle w:val="OperatorTok"/>
+        </w:rPr>
+        <w:t xml:space="preserve">=</w:t>
+      </w:r>
+      <w:r>
+        <w:rPr>
+          <w:rStyle w:val="NormalTok"/>
+        </w:rPr>
+        <w:t xml:space="preserve">2 </w:t>
+      </w:r>
+      <w:r>
+        <w:rPr>
+          <w:rStyle w:val="AttributeTok"/>
+        </w:rPr>
+        <w:t xml:space="preserve">-Wconversion</w:t>
+      </w:r>
+      <w:r>
+        <w:rPr>
+          <w:rStyle w:val="NormalTok"/>
+        </w:rPr>
+        <w:t xml:space="preserve"> </w:t>
+      </w:r>
+      <w:r>
+        <w:rPr>
+          <w:rStyle w:val="AttributeTok"/>
+        </w:rPr>
+        <w:t xml:space="preserve">-Wsign-conversion</w:t>
+      </w:r>
+      <w:r>
+        <w:rPr>
+          <w:rStyle w:val="NormalTok"/>
+        </w:rPr>
+        <w:t xml:space="preserve"> </w:t>
+      </w:r>
+      <w:r>
+        <w:rPr>
+          <w:rStyle w:val="AttributeTok"/>
+        </w:rPr>
+        <w:t xml:space="preserve">-Wimplicit-fallthrough</w:t>
+      </w:r>
+      <w:r>
+        <w:rPr>
+          <w:rStyle w:val="NormalTok"/>
+        </w:rPr>
+        <w:t xml:space="preserve"> </w:t>
+      </w:r>
+      <w:r>
+        <w:rPr>
+          <w:rStyle w:val="AttributeTok"/>
+        </w:rPr>
+        <w:t xml:space="preserve">-fstack-protector-strong</w:t>
+      </w:r>
+      <w:r>
+        <w:rPr>
+          <w:rStyle w:val="NormalTok"/>
+        </w:rPr>
+        <w:t xml:space="preserve"> </w:t>
+      </w:r>
+      <w:r>
+        <w:rPr>
+          <w:rStyle w:val="AttributeTok"/>
+        </w:rPr>
+        <w:t xml:space="preserve">-Werror</w:t>
+      </w:r>
+      <w:r>
+        <w:rPr>
+          <w:rStyle w:val="OperatorTok"/>
+        </w:rPr>
+        <w:t xml:space="preserve">=</w:t>
+      </w:r>
+      <w:r>
+        <w:rPr>
+          <w:rStyle w:val="NormalTok"/>
+        </w:rPr>
+        <w:t xml:space="preserve">format-security </w:t>
+      </w:r>
+      <w:r>
+        <w:rPr>
+          <w:rStyle w:val="AttributeTok"/>
+        </w:rPr>
+        <w:t xml:space="preserve">-Werror</w:t>
+      </w:r>
+      <w:r>
+        <w:rPr>
+          <w:rStyle w:val="OperatorTok"/>
+        </w:rPr>
+        <w:t xml:space="preserve">=</w:t>
+      </w:r>
+      <w:r>
+        <w:rPr>
+          <w:rStyle w:val="NormalTok"/>
+        </w:rPr>
+        <w:t xml:space="preserve">implicit </w:t>
+      </w:r>
+      <w:r>
+        <w:rPr>
+          <w:rStyle w:val="AttributeTok"/>
+        </w:rPr>
+        <w:t xml:space="preserve">-Werror</w:t>
+      </w:r>
+      <w:r>
+        <w:rPr>
+          <w:rStyle w:val="OperatorTok"/>
+        </w:rPr>
+        <w:t xml:space="preserve">=</w:t>
+      </w:r>
+      <w:r>
+        <w:rPr>
+          <w:rStyle w:val="NormalTok"/>
+        </w:rPr>
+        <w:t xml:space="preserve">incompatible-pointer-types </w:t>
+      </w:r>
+      <w:r>
+        <w:rPr>
+          <w:rStyle w:val="AttributeTok"/>
+        </w:rPr>
+        <w:t xml:space="preserve">-Werror</w:t>
+      </w:r>
+      <w:r>
+        <w:rPr>
+          <w:rStyle w:val="OperatorTok"/>
+        </w:rPr>
+        <w:t xml:space="preserve">=</w:t>
+      </w:r>
+      <w:r>
+        <w:rPr>
+          <w:rStyle w:val="NormalTok"/>
+        </w:rPr>
+        <w:t xml:space="preserve">int-conversion build/release/lab.c.o build/release/main.c.o </w:t>
+      </w:r>
+      <w:r>
+        <w:rPr>
+          <w:rStyle w:val="AttributeTok"/>
+        </w:rPr>
+        <w:t xml:space="preserve">-o</w:t>
+      </w:r>
+      <w:r>
+        <w:rPr>
+          <w:rStyle w:val="NormalTok"/>
+        </w:rPr>
+        <w:t xml:space="preserve"> build/release/myapp </w:t>
+      </w:r>
+      <w:r>
+        <w:br/>
+      </w:r>
+      <w:r>
+        <w:rPr>
+          <w:rStyle w:val="VariableTok"/>
+        </w:rPr>
+        <w:t xml:space="preserve">make</w:t>
+      </w:r>
+      <w:r>
+        <w:rPr>
+          <w:rStyle w:val="OperatorTok"/>
+        </w:rPr>
+        <w:t xml:space="preserve">[</w:t>
+      </w:r>
+      <w:r>
+        <w:rPr>
+          <w:rStyle w:val="DecValTok"/>
+        </w:rPr>
+        <w:t xml:space="preserve">1</w:t>
+      </w:r>
+      <w:r>
+        <w:rPr>
+          <w:rStyle w:val="OperatorTok"/>
         </w:rPr>
         <w:t xml:space="preserve">]</w:t>
       </w:r>
       <w:r>
-        <w:br/>
-      </w:r>
-      <w:r>
-        <w:rPr>
-          <w:rStyle w:val="NormalTok"/>
-        </w:rPr>
-        <w:t xml:space="preserve">  </w:t>
-      </w:r>
-      <w:r>
         <w:rPr>
           <w:rStyle w:val="ExtensionTok"/>
         </w:rPr>
-        <w:t xml:space="preserve">197</w:t>
-      </w:r>
-      <w:r>
-        <w:rPr>
-          <w:rStyle w:val="NormalTok"/>
-        </w:rPr>
-        <w:t xml:space="preserve"> </w:t>
-      </w:r>
-      <w:r>
-        <w:rPr>
-          <w:rStyle w:val="KeywordTok"/>
-        </w:rPr>
-        <w:t xml:space="preserve">|</w:t>
-      </w:r>
-      <w:r>
-        <w:rPr>
-          <w:rStyle w:val="NormalTok"/>
-        </w:rPr>
-        <w:t xml:space="preserve">   </w:t>
-      </w:r>
-      <w:r>
-        <w:rPr>
-          <w:rStyle w:val="KeywordTok"/>
-        </w:rPr>
-        <w:t xml:space="preserve">(</w:t>
+        <w:t xml:space="preserve">:</w:t>
+      </w:r>
+      <w:r>
+        <w:rPr>
+          <w:rStyle w:val="NormalTok"/>
+        </w:rPr>
+        <w:t xml:space="preserve"> Leaving directory </w:t>
+      </w:r>
+      <w:r>
+        <w:rPr>
+          <w:rStyle w:val="StringTok"/>
+        </w:rPr>
+        <w:t xml:space="preserve">'/home/runner/work/cs425-p3/cs425-p3'</w:t>
+      </w:r>
+      <w:r>
+        <w:br/>
+      </w:r>
+      <w:r>
+        <w:rPr>
+          <w:rStyle w:val="VariableTok"/>
+        </w:rPr>
+        <w:t xml:space="preserve">make</w:t>
+      </w:r>
+      <w:r>
+        <w:rPr>
+          <w:rStyle w:val="OperatorTok"/>
+        </w:rPr>
+        <w:t xml:space="preserve">[</w:t>
+      </w:r>
+      <w:r>
+        <w:rPr>
+          <w:rStyle w:val="DecValTok"/>
+        </w:rPr>
+        <w:t xml:space="preserve">1</w:t>
+      </w:r>
+      <w:r>
+        <w:rPr>
+          <w:rStyle w:val="OperatorTok"/>
+        </w:rPr>
+        <w:t xml:space="preserve">]</w:t>
       </w:r>
       <w:r>
         <w:rPr>
           <w:rStyle w:val="ExtensionTok"/>
         </w:rPr>
-        <w:t xml:space="preserve">void</w:t>
-      </w:r>
-      <w:r>
-        <w:rPr>
-          <w:rStyle w:val="KeywordTok"/>
-        </w:rPr>
-        <w:t xml:space="preserve">)</w:t>
+        <w:t xml:space="preserve">:</w:t>
+      </w:r>
+      <w:r>
+        <w:rPr>
+          <w:rStyle w:val="NormalTok"/>
+        </w:rPr>
+        <w:t xml:space="preserve"> Entering directory </w:t>
+      </w:r>
+      <w:r>
+        <w:rPr>
+          <w:rStyle w:val="StringTok"/>
+        </w:rPr>
+        <w:t xml:space="preserve">'/home/runner/work/cs425-p3/cs425-p3'</w:t>
+      </w:r>
+      <w:r>
+        <w:br/>
+      </w:r>
+      <w:r>
+        <w:rPr>
+          <w:rStyle w:val="FunctionTok"/>
+        </w:rPr>
+        <w:t xml:space="preserve">mkdir</w:t>
+      </w:r>
+      <w:r>
+        <w:rPr>
+          <w:rStyle w:val="NormalTok"/>
+        </w:rPr>
+        <w:t xml:space="preserve"> </w:t>
+      </w:r>
+      <w:r>
+        <w:rPr>
+          <w:rStyle w:val="AttributeTok"/>
+        </w:rPr>
+        <w:t xml:space="preserve">-p</w:t>
+      </w:r>
+      <w:r>
+        <w:rPr>
+          <w:rStyle w:val="NormalTok"/>
+        </w:rPr>
+        <w:t xml:space="preserve"> build/tests</w:t>
+      </w:r>
+      <w:r>
+        <w:br/>
+      </w:r>
+      <w:r>
+        <w:rPr>
+          <w:rStyle w:val="FunctionTok"/>
+        </w:rPr>
+        <w:t xml:space="preserve">cc</w:t>
+      </w:r>
+      <w:r>
+        <w:rPr>
+          <w:rStyle w:val="NormalTok"/>
+        </w:rPr>
+        <w:t xml:space="preserve"> </w:t>
+      </w:r>
+      <w:r>
+        <w:rPr>
+          <w:rStyle w:val="AttributeTok"/>
+        </w:rPr>
+        <w:t xml:space="preserve">-g</w:t>
+      </w:r>
+      <w:r>
+        <w:rPr>
+          <w:rStyle w:val="NormalTok"/>
+        </w:rPr>
+        <w:t xml:space="preserve"> </w:t>
+      </w:r>
+      <w:r>
+        <w:rPr>
+          <w:rStyle w:val="AttributeTok"/>
+        </w:rPr>
+        <w:t xml:space="preserve">-O0</w:t>
+      </w:r>
+      <w:r>
+        <w:rPr>
+          <w:rStyle w:val="NormalTok"/>
+        </w:rPr>
+        <w:t xml:space="preserve"> </w:t>
+      </w:r>
+      <w:r>
+        <w:rPr>
+          <w:rStyle w:val="AttributeTok"/>
+        </w:rPr>
+        <w:t xml:space="preserve">-DTEST</w:t>
+      </w:r>
+      <w:r>
+        <w:rPr>
+          <w:rStyle w:val="NormalTok"/>
+        </w:rPr>
+        <w:t xml:space="preserve"> </w:t>
+      </w:r>
+      <w:r>
+        <w:rPr>
+          <w:rStyle w:val="AttributeTok"/>
+        </w:rPr>
+        <w:t xml:space="preserve">-fprofile-arcs</w:t>
+      </w:r>
+      <w:r>
+        <w:rPr>
+          <w:rStyle w:val="NormalTok"/>
+        </w:rPr>
+        <w:t xml:space="preserve"> </w:t>
+      </w:r>
+      <w:r>
+        <w:rPr>
+          <w:rStyle w:val="AttributeTok"/>
+        </w:rPr>
+        <w:t xml:space="preserve">-ftest-coverage</w:t>
+      </w:r>
+      <w:r>
+        <w:rPr>
+          <w:rStyle w:val="NormalTok"/>
+        </w:rPr>
+        <w:t xml:space="preserve"> </w:t>
+      </w:r>
+      <w:r>
+        <w:rPr>
+          <w:rStyle w:val="AttributeTok"/>
+        </w:rPr>
+        <w:t xml:space="preserve">-c</w:t>
+      </w:r>
+      <w:r>
+        <w:rPr>
+          <w:rStyle w:val="NormalTok"/>
+        </w:rPr>
+        <w:t xml:space="preserve"> src/lab.c </w:t>
+      </w:r>
+      <w:r>
+        <w:rPr>
+          <w:rStyle w:val="AttributeTok"/>
+        </w:rPr>
+        <w:t xml:space="preserve">-o</w:t>
+      </w:r>
+      <w:r>
+        <w:rPr>
+          <w:rStyle w:val="NormalTok"/>
+        </w:rPr>
+        <w:t xml:space="preserve"> build/tests/lab.c.o</w:t>
+      </w:r>
+      <w:r>
+        <w:br/>
+      </w:r>
+      <w:r>
+        <w:rPr>
+          <w:rStyle w:val="FunctionTok"/>
+        </w:rPr>
+        <w:t xml:space="preserve">mkdir</w:t>
+      </w:r>
+      <w:r>
+        <w:rPr>
+          <w:rStyle w:val="NormalTok"/>
+        </w:rPr>
+        <w:t xml:space="preserve"> </w:t>
+      </w:r>
+      <w:r>
+        <w:rPr>
+          <w:rStyle w:val="AttributeTok"/>
+        </w:rPr>
+        <w:t xml:space="preserve">-p</w:t>
+      </w:r>
+      <w:r>
+        <w:rPr>
+          <w:rStyle w:val="NormalTok"/>
+        </w:rPr>
+        <w:t xml:space="preserve"> build/tests</w:t>
+      </w:r>
+      <w:r>
+        <w:br/>
+      </w:r>
+      <w:r>
+        <w:rPr>
+          <w:rStyle w:val="FunctionTok"/>
+        </w:rPr>
+        <w:t xml:space="preserve">cc</w:t>
+      </w:r>
+      <w:r>
+        <w:rPr>
+          <w:rStyle w:val="NormalTok"/>
+        </w:rPr>
+        <w:t xml:space="preserve"> </w:t>
+      </w:r>
+      <w:r>
+        <w:rPr>
+          <w:rStyle w:val="AttributeTok"/>
+        </w:rPr>
+        <w:t xml:space="preserve">-g</w:t>
+      </w:r>
+      <w:r>
+        <w:rPr>
+          <w:rStyle w:val="NormalTok"/>
+        </w:rPr>
+        <w:t xml:space="preserve"> </w:t>
+      </w:r>
+      <w:r>
+        <w:rPr>
+          <w:rStyle w:val="AttributeTok"/>
+        </w:rPr>
+        <w:t xml:space="preserve">-O0</w:t>
+      </w:r>
+      <w:r>
+        <w:rPr>
+          <w:rStyle w:val="NormalTok"/>
+        </w:rPr>
+        <w:t xml:space="preserve"> </w:t>
+      </w:r>
+      <w:r>
+        <w:rPr>
+          <w:rStyle w:val="AttributeTok"/>
+        </w:rPr>
+        <w:t xml:space="preserve">-DTEST</w:t>
+      </w:r>
+      <w:r>
+        <w:rPr>
+          <w:rStyle w:val="NormalTok"/>
+        </w:rPr>
+        <w:t xml:space="preserve"> </w:t>
+      </w:r>
+      <w:r>
+        <w:rPr>
+          <w:rStyle w:val="AttributeTok"/>
+        </w:rPr>
+        <w:t xml:space="preserve">-fprofile-arcs</w:t>
+      </w:r>
+      <w:r>
+        <w:rPr>
+          <w:rStyle w:val="NormalTok"/>
+        </w:rPr>
+        <w:t xml:space="preserve"> </w:t>
+      </w:r>
+      <w:r>
+        <w:rPr>
+          <w:rStyle w:val="AttributeTok"/>
+        </w:rPr>
+        <w:t xml:space="preserve">-ftest-coverage</w:t>
+      </w:r>
+      <w:r>
+        <w:rPr>
+          <w:rStyle w:val="NormalTok"/>
+        </w:rPr>
+        <w:t xml:space="preserve"> </w:t>
+      </w:r>
+      <w:r>
+        <w:rPr>
+          <w:rStyle w:val="AttributeTok"/>
+        </w:rPr>
+        <w:t xml:space="preserve">-c</w:t>
+      </w:r>
+      <w:r>
+        <w:rPr>
+          <w:rStyle w:val="NormalTok"/>
+        </w:rPr>
+        <w:t xml:space="preserve"> src/main.c </w:t>
+      </w:r>
+      <w:r>
+        <w:rPr>
+          <w:rStyle w:val="AttributeTok"/>
+        </w:rPr>
+        <w:t xml:space="preserve">-o</w:t>
+      </w:r>
+      <w:r>
+        <w:rPr>
+          <w:rStyle w:val="NormalTok"/>
+        </w:rPr>
+        <w:t xml:space="preserve"> build/tests/main.c.o</w:t>
+      </w:r>
+      <w:r>
+        <w:br/>
+      </w:r>
+      <w:r>
+        <w:rPr>
+          <w:rStyle w:val="FunctionTok"/>
+        </w:rPr>
+        <w:t xml:space="preserve">mkdir</w:t>
+      </w:r>
+      <w:r>
+        <w:rPr>
+          <w:rStyle w:val="NormalTok"/>
+        </w:rPr>
+        <w:t xml:space="preserve"> </w:t>
+      </w:r>
+      <w:r>
+        <w:rPr>
+          <w:rStyle w:val="AttributeTok"/>
+        </w:rPr>
+        <w:t xml:space="preserve">-p</w:t>
+      </w:r>
+      <w:r>
+        <w:rPr>
+          <w:rStyle w:val="NormalTok"/>
+        </w:rPr>
+        <w:t xml:space="preserve"> build/tests/</w:t>
+      </w:r>
+      <w:r>
+        <w:br/>
+      </w:r>
+      <w:r>
+        <w:rPr>
+          <w:rStyle w:val="FunctionTok"/>
+        </w:rPr>
+        <w:t xml:space="preserve">cc</w:t>
+      </w:r>
+      <w:r>
+        <w:rPr>
+          <w:rStyle w:val="NormalTok"/>
+        </w:rPr>
+        <w:t xml:space="preserve"> </w:t>
+      </w:r>
+      <w:r>
+        <w:rPr>
+          <w:rStyle w:val="AttributeTok"/>
+        </w:rPr>
+        <w:t xml:space="preserve">-g</w:t>
+      </w:r>
+      <w:r>
+        <w:rPr>
+          <w:rStyle w:val="NormalTok"/>
+        </w:rPr>
+        <w:t xml:space="preserve"> </w:t>
+      </w:r>
+      <w:r>
+        <w:rPr>
+          <w:rStyle w:val="AttributeTok"/>
+        </w:rPr>
+        <w:t xml:space="preserve">-O0</w:t>
+      </w:r>
+      <w:r>
+        <w:rPr>
+          <w:rStyle w:val="NormalTok"/>
+        </w:rPr>
+        <w:t xml:space="preserve"> </w:t>
+      </w:r>
+      <w:r>
+        <w:rPr>
+          <w:rStyle w:val="AttributeTok"/>
+        </w:rPr>
+        <w:t xml:space="preserve">-DTEST</w:t>
+      </w:r>
+      <w:r>
+        <w:rPr>
+          <w:rStyle w:val="NormalTok"/>
+        </w:rPr>
+        <w:t xml:space="preserve"> </w:t>
+      </w:r>
+      <w:r>
+        <w:rPr>
+          <w:rStyle w:val="AttributeTok"/>
+        </w:rPr>
+        <w:t xml:space="preserve">-fprofile-arcs</w:t>
+      </w:r>
+      <w:r>
+        <w:rPr>
+          <w:rStyle w:val="NormalTok"/>
+        </w:rPr>
+        <w:t xml:space="preserve"> </w:t>
+      </w:r>
+      <w:r>
+        <w:rPr>
+          <w:rStyle w:val="AttributeTok"/>
+        </w:rPr>
+        <w:t xml:space="preserve">-ftest-coverage</w:t>
+      </w:r>
+      <w:r>
+        <w:rPr>
+          <w:rStyle w:val="NormalTok"/>
+        </w:rPr>
+        <w:t xml:space="preserve"> </w:t>
+      </w:r>
+      <w:r>
+        <w:rPr>
+          <w:rStyle w:val="AttributeTok"/>
+        </w:rPr>
+        <w:t xml:space="preserve">-c</w:t>
+      </w:r>
+      <w:r>
+        <w:rPr>
+          <w:rStyle w:val="NormalTok"/>
+        </w:rPr>
+        <w:t xml:space="preserve"> tests/lab-test.c </w:t>
+      </w:r>
+      <w:r>
+        <w:rPr>
+          <w:rStyle w:val="AttributeTok"/>
+        </w:rPr>
+        <w:t xml:space="preserve">-o</w:t>
+      </w:r>
+      <w:r>
+        <w:rPr>
+          <w:rStyle w:val="NormalTok"/>
+        </w:rPr>
+        <w:t xml:space="preserve"> build/tests/lab-test.c.o</w:t>
+      </w:r>
+      <w:r>
+        <w:br/>
+      </w:r>
+      <w:r>
+        <w:rPr>
+          <w:rStyle w:val="FunctionTok"/>
+        </w:rPr>
+        <w:t xml:space="preserve">mkdir</w:t>
+      </w:r>
+      <w:r>
+        <w:rPr>
+          <w:rStyle w:val="NormalTok"/>
+        </w:rPr>
+        <w:t xml:space="preserve"> </w:t>
+      </w:r>
+      <w:r>
+        <w:rPr>
+          <w:rStyle w:val="AttributeTok"/>
+        </w:rPr>
+        <w:t xml:space="preserve">-p</w:t>
+      </w:r>
+      <w:r>
+        <w:rPr>
+          <w:rStyle w:val="NormalTok"/>
+        </w:rPr>
+        <w:t xml:space="preserve"> build/tests/harness/</w:t>
+      </w:r>
+      <w:r>
+        <w:br/>
+      </w:r>
+      <w:r>
+        <w:rPr>
+          <w:rStyle w:val="FunctionTok"/>
+        </w:rPr>
+        <w:t xml:space="preserve">cc</w:t>
+      </w:r>
+      <w:r>
+        <w:rPr>
+          <w:rStyle w:val="NormalTok"/>
+        </w:rPr>
+        <w:t xml:space="preserve"> </w:t>
+      </w:r>
+      <w:r>
+        <w:rPr>
+          <w:rStyle w:val="AttributeTok"/>
+        </w:rPr>
+        <w:t xml:space="preserve">-g</w:t>
+      </w:r>
+      <w:r>
+        <w:rPr>
+          <w:rStyle w:val="NormalTok"/>
+        </w:rPr>
+        <w:t xml:space="preserve"> </w:t>
+      </w:r>
+      <w:r>
+        <w:rPr>
+          <w:rStyle w:val="AttributeTok"/>
+        </w:rPr>
+        <w:t xml:space="preserve">-O0</w:t>
+      </w:r>
+      <w:r>
+        <w:rPr>
+          <w:rStyle w:val="NormalTok"/>
+        </w:rPr>
+        <w:t xml:space="preserve"> </w:t>
+      </w:r>
+      <w:r>
+        <w:rPr>
+          <w:rStyle w:val="AttributeTok"/>
+        </w:rPr>
+        <w:t xml:space="preserve">-DTEST</w:t>
+      </w:r>
+      <w:r>
+        <w:rPr>
+          <w:rStyle w:val="NormalTok"/>
+        </w:rPr>
+        <w:t xml:space="preserve"> </w:t>
+      </w:r>
+      <w:r>
+        <w:rPr>
+          <w:rStyle w:val="AttributeTok"/>
+        </w:rPr>
+        <w:t xml:space="preserve">-fprofile-arcs</w:t>
+      </w:r>
+      <w:r>
+        <w:rPr>
+          <w:rStyle w:val="NormalTok"/>
+        </w:rPr>
+        <w:t xml:space="preserve"> </w:t>
+      </w:r>
+      <w:r>
+        <w:rPr>
+          <w:rStyle w:val="AttributeTok"/>
+        </w:rPr>
+        <w:t xml:space="preserve">-ftest-coverage</w:t>
+      </w:r>
+      <w:r>
+        <w:rPr>
+          <w:rStyle w:val="NormalTok"/>
+        </w:rPr>
+        <w:t xml:space="preserve"> </w:t>
+      </w:r>
+      <w:r>
+        <w:rPr>
+          <w:rStyle w:val="AttributeTok"/>
+        </w:rPr>
+        <w:t xml:space="preserve">-c</w:t>
+      </w:r>
+      <w:r>
+        <w:rPr>
+          <w:rStyle w:val="NormalTok"/>
+        </w:rPr>
+        <w:t xml:space="preserve"> tests/harness/unity.c </w:t>
+      </w:r>
+      <w:r>
+        <w:rPr>
+          <w:rStyle w:val="AttributeTok"/>
+        </w:rPr>
+        <w:t xml:space="preserve">-o</w:t>
+      </w:r>
+      <w:r>
+        <w:rPr>
+          <w:rStyle w:val="NormalTok"/>
+        </w:rPr>
+        <w:t xml:space="preserve"> build/tests/harness/unity.c.o</w:t>
+      </w:r>
+      <w:r>
+        <w:br/>
+      </w:r>
+      <w:r>
+        <w:rPr>
+          <w:rStyle w:val="FunctionTok"/>
+        </w:rPr>
+        <w:t xml:space="preserve">cc</w:t>
+      </w:r>
+      <w:r>
+        <w:rPr>
+          <w:rStyle w:val="NormalTok"/>
+        </w:rPr>
+        <w:t xml:space="preserve"> </w:t>
+      </w:r>
+      <w:r>
+        <w:rPr>
+          <w:rStyle w:val="AttributeTok"/>
+        </w:rPr>
+        <w:t xml:space="preserve">-g</w:t>
+      </w:r>
+      <w:r>
+        <w:rPr>
+          <w:rStyle w:val="NormalTok"/>
+        </w:rPr>
+        <w:t xml:space="preserve"> </w:t>
+      </w:r>
+      <w:r>
+        <w:rPr>
+          <w:rStyle w:val="AttributeTok"/>
+        </w:rPr>
+        <w:t xml:space="preserve">-O0</w:t>
+      </w:r>
+      <w:r>
+        <w:rPr>
+          <w:rStyle w:val="NormalTok"/>
+        </w:rPr>
+        <w:t xml:space="preserve"> </w:t>
+      </w:r>
+      <w:r>
+        <w:rPr>
+          <w:rStyle w:val="AttributeTok"/>
+        </w:rPr>
+        <w:t xml:space="preserve">-DTEST</w:t>
+      </w:r>
+      <w:r>
+        <w:rPr>
+          <w:rStyle w:val="NormalTok"/>
+        </w:rPr>
+        <w:t xml:space="preserve"> </w:t>
+      </w:r>
+      <w:r>
+        <w:rPr>
+          <w:rStyle w:val="AttributeTok"/>
+        </w:rPr>
+        <w:t xml:space="preserve">-fprofile-arcs</w:t>
+      </w:r>
+      <w:r>
+        <w:rPr>
+          <w:rStyle w:val="NormalTok"/>
+        </w:rPr>
+        <w:t xml:space="preserve"> </w:t>
+      </w:r>
+      <w:r>
+        <w:rPr>
+          <w:rStyle w:val="AttributeTok"/>
+        </w:rPr>
+        <w:t xml:space="preserve">-ftest-coverage</w:t>
+      </w:r>
+      <w:r>
+        <w:rPr>
+          <w:rStyle w:val="NormalTok"/>
+        </w:rPr>
+        <w:t xml:space="preserve"> build/tests/lab.c.o build/tests/main.c.o build/tests/lab-test.c.o build/tests/harness/unity.c.o </w:t>
+      </w:r>
+      <w:r>
+        <w:rPr>
+          <w:rStyle w:val="AttributeTok"/>
+        </w:rPr>
+        <w:t xml:space="preserve">-o</w:t>
+      </w:r>
+      <w:r>
+        <w:rPr>
+          <w:rStyle w:val="NormalTok"/>
+        </w:rPr>
+        <w:t xml:space="preserve"> build/tests/myapp_t </w:t>
+      </w:r>
+      <w:r>
+        <w:rPr>
+          <w:rStyle w:val="AttributeTok"/>
+        </w:rPr>
+        <w:t xml:space="preserve">-fprofile-arcs</w:t>
+      </w:r>
+      <w:r>
+        <w:rPr>
+          <w:rStyle w:val="NormalTok"/>
+        </w:rPr>
+        <w:t xml:space="preserve"> </w:t>
+      </w:r>
+      <w:r>
+        <w:rPr>
+          <w:rStyle w:val="AttributeTok"/>
+        </w:rPr>
+        <w:t xml:space="preserve">-ftest-coverage</w:t>
+      </w:r>
+      <w:r>
+        <w:br/>
+      </w:r>
+      <w:r>
+        <w:rPr>
+          <w:rStyle w:val="VariableTok"/>
+        </w:rPr>
+        <w:t xml:space="preserve">make</w:t>
+      </w:r>
+      <w:r>
+        <w:rPr>
+          <w:rStyle w:val="OperatorTok"/>
+        </w:rPr>
+        <w:t xml:space="preserve">[</w:t>
+      </w:r>
+      <w:r>
+        <w:rPr>
+          <w:rStyle w:val="DecValTok"/>
+        </w:rPr>
+        <w:t xml:space="preserve">1</w:t>
+      </w:r>
+      <w:r>
+        <w:rPr>
+          <w:rStyle w:val="OperatorTok"/>
+        </w:rPr>
+        <w:t xml:space="preserve">]</w:t>
       </w:r>
       <w:r>
         <w:rPr>
           <w:rStyle w:val="ExtensionTok"/>
         </w:rPr>
-        <w:t xml:space="preserve">snprintf</w:t>
-      </w:r>
-      <w:r>
-        <w:rPr>
-          <w:rStyle w:val="ErrorTok"/>
-        </w:rPr>
-        <w:t xml:space="preserve">(</w:t>
+        <w:t xml:space="preserve">:</w:t>
+      </w:r>
+      <w:r>
+        <w:rPr>
+          <w:rStyle w:val="NormalTok"/>
+        </w:rPr>
+        <w:t xml:space="preserve"> Leaving directory </w:t>
+      </w:r>
+      <w:r>
+        <w:rPr>
+          <w:rStyle w:val="StringTok"/>
+        </w:rPr>
+        <w:t xml:space="preserve">'/home/runner/work/cs425-p3/cs425-p3'</w:t>
+      </w:r>
+      <w:r>
+        <w:br/>
+      </w:r>
+      <w:r>
+        <w:rPr>
+          <w:rStyle w:val="VariableTok"/>
+        </w:rPr>
+        <w:t xml:space="preserve">make</w:t>
+      </w:r>
+      <w:r>
+        <w:rPr>
+          <w:rStyle w:val="OperatorTok"/>
+        </w:rPr>
+        <w:t xml:space="preserve">[</w:t>
+      </w:r>
+      <w:r>
+        <w:rPr>
+          <w:rStyle w:val="DecValTok"/>
+        </w:rPr>
+        <w:t xml:space="preserve">1</w:t>
+      </w:r>
+      <w:r>
+        <w:rPr>
+          <w:rStyle w:val="OperatorTok"/>
+        </w:rPr>
+        <w:t xml:space="preserve">]</w:t>
       </w:r>
       <w:r>
         <w:rPr>
           <w:rStyle w:val="ExtensionTok"/>
         </w:rPr>
-        <w:t xml:space="preserve">out,</w:t>
-      </w:r>
-      <w:r>
-        <w:rPr>
-          <w:rStyle w:val="NormalTok"/>
-        </w:rPr>
-        <w:t xml:space="preserve"> CIDR_STR_LEN, </w:t>
+        <w:t xml:space="preserve">:</w:t>
+      </w:r>
+      <w:r>
+        <w:rPr>
+          <w:rStyle w:val="NormalTok"/>
+        </w:rPr>
+        <w:t xml:space="preserve"> Entering directory </w:t>
       </w:r>
       <w:r>
         <w:rPr>
           <w:rStyle w:val="StringTok"/>
         </w:rPr>
-        <w:t xml:space="preserve">"%s/%u"</w:t>
-      </w:r>
-      <w:r>
-        <w:rPr>
-          <w:rStyle w:val="NormalTok"/>
-        </w:rPr>
-        <w:t xml:space="preserve">, address,</w:t>
-      </w:r>
-      <w:r>
-        <w:br/>
-      </w:r>
-      <w:r>
-        <w:rPr>
-          <w:rStyle w:val="NormalTok"/>
-        </w:rPr>
-        <w:t xml:space="preserve">      </w:t>
-      </w:r>
-      <w:r>
-        <w:rPr>
-          <w:rStyle w:val="KeywordTok"/>
-        </w:rPr>
-        <w:t xml:space="preserve">|</w:t>
-      </w:r>
-      <w:r>
-        <w:rPr>
-          <w:rStyle w:val="NormalTok"/>
-        </w:rPr>
-        <w:t xml:space="preserve">                                           </w:t>
-      </w:r>
-      <w:r>
-        <w:rPr>
-          <w:rStyle w:val="ExtensionTok"/>
-        </w:rPr>
-        <w:t xml:space="preserve">^</w:t>
-      </w:r>
-      <w:r>
-        <w:br/>
-      </w:r>
-      <w:r>
-        <w:rPr>
-          <w:rStyle w:val="ExtensionTok"/>
-        </w:rPr>
-        <w:t xml:space="preserve">src/lab.c:197:9:</w:t>
-      </w:r>
-      <w:r>
-        <w:rPr>
-          <w:rStyle w:val="NormalTok"/>
-        </w:rPr>
-        <w:t xml:space="preserve"> note: ‘snprintf’ output between 3 and 20 bytes into a destination of size 19</w:t>
-      </w:r>
-      <w:r>
-        <w:br/>
-      </w:r>
-      <w:r>
-        <w:rPr>
-          <w:rStyle w:val="NormalTok"/>
-        </w:rPr>
-        <w:t xml:space="preserve">  </w:t>
-      </w:r>
-      <w:r>
-        <w:rPr>
-          <w:rStyle w:val="ExtensionTok"/>
-        </w:rPr>
-        <w:t xml:space="preserve">197</w:t>
-      </w:r>
-      <w:r>
-        <w:rPr>
-          <w:rStyle w:val="NormalTok"/>
-        </w:rPr>
-        <w:t xml:space="preserve"> </w:t>
-      </w:r>
-      <w:r>
-        <w:rPr>
-          <w:rStyle w:val="KeywordTok"/>
-        </w:rPr>
-        <w:t xml:space="preserve">|</w:t>
-      </w:r>
-      <w:r>
-        <w:rPr>
-          <w:rStyle w:val="NormalTok"/>
-        </w:rPr>
-        <w:t xml:space="preserve">   </w:t>
-      </w:r>
-      <w:r>
-        <w:rPr>
-          <w:rStyle w:val="KeywordTok"/>
-        </w:rPr>
-        <w:t xml:space="preserve">(</w:t>
-      </w:r>
-      <w:r>
-        <w:rPr>
-          <w:rStyle w:val="ExtensionTok"/>
-        </w:rPr>
-        <w:t xml:space="preserve">void</w:t>
-      </w:r>
-      <w:r>
-        <w:rPr>
-          <w:rStyle w:val="KeywordTok"/>
-        </w:rPr>
-        <w:t xml:space="preserve">)</w:t>
-      </w:r>
-      <w:r>
-        <w:rPr>
-          <w:rStyle w:val="ExtensionTok"/>
-        </w:rPr>
-        <w:t xml:space="preserve">snprintf</w:t>
-      </w:r>
-      <w:r>
-        <w:rPr>
-          <w:rStyle w:val="ErrorTok"/>
-        </w:rPr>
-        <w:t xml:space="preserve">(</w:t>
-      </w:r>
-      <w:r>
-        <w:rPr>
-          <w:rStyle w:val="ExtensionTok"/>
-        </w:rPr>
-        <w:t xml:space="preserve">out,</w:t>
-      </w:r>
-      <w:r>
-        <w:rPr>
-          <w:rStyle w:val="NormalTok"/>
-        </w:rPr>
-        <w:t xml:space="preserve"> CIDR_STR_LEN, </w:t>
-      </w:r>
-      <w:r>
-        <w:rPr>
-          <w:rStyle w:val="StringTok"/>
-        </w:rPr>
-        <w:t xml:space="preserve">"%s/%u"</w:t>
-      </w:r>
-      <w:r>
-        <w:rPr>
-          <w:rStyle w:val="NormalTok"/>
-        </w:rPr>
-        <w:t xml:space="preserve">, address,</w:t>
-      </w:r>
-      <w:r>
-        <w:br/>
-      </w:r>
-      <w:r>
-        <w:rPr>
-          <w:rStyle w:val="NormalTok"/>
-        </w:rPr>
-        <w:t xml:space="preserve">      </w:t>
-      </w:r>
-      <w:r>
-        <w:rPr>
-          <w:rStyle w:val="KeywordTok"/>
-        </w:rPr>
-        <w:t xml:space="preserve">|</w:t>
-      </w:r>
-      <w:r>
-        <w:rPr>
-          <w:rStyle w:val="NormalTok"/>
-        </w:rPr>
-        <w:t xml:space="preserve">         </w:t>
-      </w:r>
-      <w:r>
-        <w:rPr>
-          <w:rStyle w:val="ExtensionTok"/>
-        </w:rPr>
-        <w:t xml:space="preserve">^~~~~~~~~~~~~~~~~~~~~~~~~~~~~~~~~~~~~~~~~~~~~</w:t>
-      </w:r>
-      <w:r>
-        <w:br/>
-      </w:r>
-      <w:r>
-        <w:rPr>
-          <w:rStyle w:val="NormalTok"/>
-        </w:rPr>
-        <w:t xml:space="preserve">  </w:t>
-      </w:r>
-      <w:r>
-        <w:rPr>
-          <w:rStyle w:val="ExtensionTok"/>
-        </w:rPr>
-        <w:t xml:space="preserve">198</w:t>
-      </w:r>
-      <w:r>
-        <w:rPr>
-          <w:rStyle w:val="NormalTok"/>
-        </w:rPr>
-        <w:t xml:space="preserve"> </w:t>
-      </w:r>
-      <w:r>
-        <w:rPr>
-          <w:rStyle w:val="KeywordTok"/>
-        </w:rPr>
-        <w:t xml:space="preserve">|</w:t>
-      </w:r>
-      <w:r>
-        <w:rPr>
-          <w:rStyle w:val="NormalTok"/>
-        </w:rPr>
-        <w:t xml:space="preserve">                  </w:t>
-      </w:r>
-      <w:r>
-        <w:rPr>
-          <w:rStyle w:val="ExtensionTok"/>
-        </w:rPr>
-        <w:t xml:space="preserve">bound_prefix</w:t>
-      </w:r>
-      <w:r>
-        <w:rPr>
-          <w:rStyle w:val="ErrorTok"/>
-        </w:rPr>
-        <w:t xml:space="preserve">(</w:t>
-      </w:r>
-      <w:r>
-        <w:rPr>
-          <w:rStyle w:val="ExtensionTok"/>
-        </w:rPr>
-        <w:t xml:space="preserve">block.prefix</w:t>
-      </w:r>
-      <w:r>
-        <w:rPr>
-          <w:rStyle w:val="KeywordTok"/>
-        </w:rPr>
-        <w:t xml:space="preserve">));</w:t>
-      </w:r>
-      <w:r>
-        <w:br/>
-      </w:r>
-      <w:r>
-        <w:rPr>
-          <w:rStyle w:val="NormalTok"/>
-        </w:rPr>
-        <w:t xml:space="preserve">      </w:t>
-      </w:r>
-      <w:r>
-        <w:rPr>
-          <w:rStyle w:val="KeywordTok"/>
-        </w:rPr>
-        <w:t xml:space="preserve">|</w:t>
-      </w:r>
-      <w:r>
-        <w:rPr>
-          <w:rStyle w:val="NormalTok"/>
-        </w:rPr>
-        <w:t xml:space="preserve">                  </w:t>
-      </w:r>
-      <w:r>
-        <w:rPr>
-          <w:rStyle w:val="ExtensionTok"/>
-        </w:rPr>
-        <w:t xml:space="preserve">~~~~~~~~~~~~~~~~~~~~~~~~~~~</w:t>
+        <w:t xml:space="preserve">'/home/runner/work/cs425-p3/cs425-p3'</w:t>
       </w:r>
       <w:r>
         <w:br/>
@@ -985,7 +2545,7 @@
         <w:rPr>
           <w:rStyle w:val="NormalTok"/>
         </w:rPr>
-        <w:t xml:space="preserve"> build/debug</w:t>
+        <w:t xml:space="preserve"> build/debug-test</w:t>
       </w:r>
       <w:r>
         <w:br/>
@@ -1042,6 +2602,18 @@
         <w:rPr>
           <w:rStyle w:val="AttributeTok"/>
         </w:rPr>
+        <w:t xml:space="preserve">-DTEST</w:t>
+      </w:r>
+      <w:r>
+        <w:rPr>
+          <w:rStyle w:val="NormalTok"/>
+        </w:rPr>
+        <w:t xml:space="preserve"> </w:t>
+      </w:r>
+      <w:r>
+        <w:rPr>
+          <w:rStyle w:val="AttributeTok"/>
+        </w:rPr>
         <w:t xml:space="preserve">-fno-omit-frame-pointer</w:t>
       </w:r>
       <w:r>
@@ -1078,7 +2650,7 @@
         <w:rPr>
           <w:rStyle w:val="NormalTok"/>
         </w:rPr>
-        <w:t xml:space="preserve"> src/main.c </w:t>
+        <w:t xml:space="preserve"> src/lab.c </w:t>
       </w:r>
       <w:r>
         <w:rPr>
@@ -1090,2740 +2662,7 @@
         <w:rPr>
           <w:rStyle w:val="NormalTok"/>
         </w:rPr>
-        <w:t xml:space="preserve"> build/debug/main.c.o</w:t>
-      </w:r>
-      <w:r>
-        <w:br/>
-      </w:r>
-      <w:r>
-        <w:rPr>
-          <w:rStyle w:val="FunctionTok"/>
-        </w:rPr>
-        <w:t xml:space="preserve">cc</w:t>
-      </w:r>
-      <w:r>
-        <w:rPr>
-          <w:rStyle w:val="NormalTok"/>
-        </w:rPr>
-        <w:t xml:space="preserve"> </w:t>
-      </w:r>
-      <w:r>
-        <w:rPr>
-          <w:rStyle w:val="AttributeTok"/>
-        </w:rPr>
-        <w:t xml:space="preserve">-g</w:t>
-      </w:r>
-      <w:r>
-        <w:rPr>
-          <w:rStyle w:val="NormalTok"/>
-        </w:rPr>
-        <w:t xml:space="preserve"> </w:t>
-      </w:r>
-      <w:r>
-        <w:rPr>
-          <w:rStyle w:val="AttributeTok"/>
-        </w:rPr>
-        <w:t xml:space="preserve">-O0</w:t>
-      </w:r>
-      <w:r>
-        <w:rPr>
-          <w:rStyle w:val="NormalTok"/>
-        </w:rPr>
-        <w:t xml:space="preserve"> </w:t>
-      </w:r>
-      <w:r>
-        <w:rPr>
-          <w:rStyle w:val="AttributeTok"/>
-        </w:rPr>
-        <w:t xml:space="preserve">-DDEBUG</w:t>
-      </w:r>
-      <w:r>
-        <w:rPr>
-          <w:rStyle w:val="NormalTok"/>
-        </w:rPr>
-        <w:t xml:space="preserve"> </w:t>
-      </w:r>
-      <w:r>
-        <w:rPr>
-          <w:rStyle w:val="AttributeTok"/>
-        </w:rPr>
-        <w:t xml:space="preserve">-fno-omit-frame-pointer</w:t>
-      </w:r>
-      <w:r>
-        <w:rPr>
-          <w:rStyle w:val="NormalTok"/>
-        </w:rPr>
-        <w:t xml:space="preserve"> </w:t>
-      </w:r>
-      <w:r>
-        <w:rPr>
-          <w:rStyle w:val="AttributeTok"/>
-        </w:rPr>
-        <w:t xml:space="preserve">-fsanitize</w:t>
-      </w:r>
-      <w:r>
-        <w:rPr>
-          <w:rStyle w:val="OperatorTok"/>
-        </w:rPr>
-        <w:t xml:space="preserve">=</w:t>
-      </w:r>
-      <w:r>
-        <w:rPr>
-          <w:rStyle w:val="NormalTok"/>
-        </w:rPr>
-        <w:t xml:space="preserve">address build/debug/lab.c.o build/debug/main.c.o </w:t>
-      </w:r>
-      <w:r>
-        <w:rPr>
-          <w:rStyle w:val="AttributeTok"/>
-        </w:rPr>
-        <w:t xml:space="preserve">-o</w:t>
-      </w:r>
-      <w:r>
-        <w:rPr>
-          <w:rStyle w:val="NormalTok"/>
-        </w:rPr>
-        <w:t xml:space="preserve"> build/debug/myapp_d </w:t>
-      </w:r>
-      <w:r>
-        <w:rPr>
-          <w:rStyle w:val="AttributeTok"/>
-        </w:rPr>
-        <w:t xml:space="preserve">-fsanitize</w:t>
-      </w:r>
-      <w:r>
-        <w:rPr>
-          <w:rStyle w:val="OperatorTok"/>
-        </w:rPr>
-        <w:t xml:space="preserve">=</w:t>
-      </w:r>
-      <w:r>
-        <w:rPr>
-          <w:rStyle w:val="NormalTok"/>
-        </w:rPr>
-        <w:t xml:space="preserve">address</w:t>
-      </w:r>
-      <w:r>
-        <w:br/>
-      </w:r>
-      <w:r>
-        <w:rPr>
-          <w:rStyle w:val="VariableTok"/>
-        </w:rPr>
-        <w:t xml:space="preserve">make</w:t>
-      </w:r>
-      <w:r>
-        <w:rPr>
-          <w:rStyle w:val="OperatorTok"/>
-        </w:rPr>
-        <w:t xml:space="preserve">[</w:t>
-      </w:r>
-      <w:r>
-        <w:rPr>
-          <w:rStyle w:val="DecValTok"/>
-        </w:rPr>
-        <w:t xml:space="preserve">1</w:t>
-      </w:r>
-      <w:r>
-        <w:rPr>
-          <w:rStyle w:val="OperatorTok"/>
-        </w:rPr>
-        <w:t xml:space="preserve">]</w:t>
-      </w:r>
-      <w:r>
-        <w:rPr>
-          <w:rStyle w:val="ExtensionTok"/>
-        </w:rPr>
-        <w:t xml:space="preserve">:</w:t>
-      </w:r>
-      <w:r>
-        <w:rPr>
-          <w:rStyle w:val="NormalTok"/>
-        </w:rPr>
-        <w:t xml:space="preserve"> Leaving directory </w:t>
-      </w:r>
-      <w:r>
-        <w:rPr>
-          <w:rStyle w:val="StringTok"/>
-        </w:rPr>
-        <w:t xml:space="preserve">'/home/runner/work/cs425-p3/cs425-p3'</w:t>
-      </w:r>
-      <w:r>
-        <w:br/>
-      </w:r>
-      <w:r>
-        <w:rPr>
-          <w:rStyle w:val="VariableTok"/>
-        </w:rPr>
-        <w:t xml:space="preserve">make</w:t>
-      </w:r>
-      <w:r>
-        <w:rPr>
-          <w:rStyle w:val="OperatorTok"/>
-        </w:rPr>
-        <w:t xml:space="preserve">[</w:t>
-      </w:r>
-      <w:r>
-        <w:rPr>
-          <w:rStyle w:val="DecValTok"/>
-        </w:rPr>
-        <w:t xml:space="preserve">1</w:t>
-      </w:r>
-      <w:r>
-        <w:rPr>
-          <w:rStyle w:val="OperatorTok"/>
-        </w:rPr>
-        <w:t xml:space="preserve">]</w:t>
-      </w:r>
-      <w:r>
-        <w:rPr>
-          <w:rStyle w:val="ExtensionTok"/>
-        </w:rPr>
-        <w:t xml:space="preserve">:</w:t>
-      </w:r>
-      <w:r>
-        <w:rPr>
-          <w:rStyle w:val="NormalTok"/>
-        </w:rPr>
-        <w:t xml:space="preserve"> Entering directory </w:t>
-      </w:r>
-      <w:r>
-        <w:rPr>
-          <w:rStyle w:val="StringTok"/>
-        </w:rPr>
-        <w:t xml:space="preserve">'/home/runner/work/cs425-p3/cs425-p3'</w:t>
-      </w:r>
-      <w:r>
-        <w:br/>
-      </w:r>
-      <w:r>
-        <w:rPr>
-          <w:rStyle w:val="FunctionTok"/>
-        </w:rPr>
-        <w:t xml:space="preserve">mkdir</w:t>
-      </w:r>
-      <w:r>
-        <w:rPr>
-          <w:rStyle w:val="NormalTok"/>
-        </w:rPr>
-        <w:t xml:space="preserve"> </w:t>
-      </w:r>
-      <w:r>
-        <w:rPr>
-          <w:rStyle w:val="AttributeTok"/>
-        </w:rPr>
-        <w:t xml:space="preserve">-p</w:t>
-      </w:r>
-      <w:r>
-        <w:rPr>
-          <w:rStyle w:val="NormalTok"/>
-        </w:rPr>
-        <w:t xml:space="preserve"> build/release</w:t>
-      </w:r>
-      <w:r>
-        <w:br/>
-      </w:r>
-      <w:r>
-        <w:rPr>
-          <w:rStyle w:val="FunctionTok"/>
-        </w:rPr>
-        <w:t xml:space="preserve">cc</w:t>
-      </w:r>
-      <w:r>
-        <w:rPr>
-          <w:rStyle w:val="NormalTok"/>
-        </w:rPr>
-        <w:t xml:space="preserve"> </w:t>
-      </w:r>
-      <w:r>
-        <w:rPr>
-          <w:rStyle w:val="AttributeTok"/>
-        </w:rPr>
-        <w:t xml:space="preserve">-Wall</w:t>
-      </w:r>
-      <w:r>
-        <w:rPr>
-          <w:rStyle w:val="NormalTok"/>
-        </w:rPr>
-        <w:t xml:space="preserve"> </w:t>
-      </w:r>
-      <w:r>
-        <w:rPr>
-          <w:rStyle w:val="AttributeTok"/>
-        </w:rPr>
-        <w:t xml:space="preserve">-Wextra</w:t>
-      </w:r>
-      <w:r>
-        <w:rPr>
-          <w:rStyle w:val="NormalTok"/>
-        </w:rPr>
-        <w:t xml:space="preserve"> </w:t>
-      </w:r>
-      <w:r>
-        <w:rPr>
-          <w:rStyle w:val="AttributeTok"/>
-        </w:rPr>
-        <w:t xml:space="preserve">-O2</w:t>
-      </w:r>
-      <w:r>
-        <w:rPr>
-          <w:rStyle w:val="NormalTok"/>
-        </w:rPr>
-        <w:t xml:space="preserve"> </w:t>
-      </w:r>
-      <w:r>
-        <w:rPr>
-          <w:rStyle w:val="AttributeTok"/>
-        </w:rPr>
-        <w:t xml:space="preserve">-fPIE</w:t>
-      </w:r>
-      <w:r>
-        <w:rPr>
-          <w:rStyle w:val="NormalTok"/>
-        </w:rPr>
-        <w:t xml:space="preserve"> </w:t>
-      </w:r>
-      <w:r>
-        <w:rPr>
-          <w:rStyle w:val="AttributeTok"/>
-        </w:rPr>
-        <w:t xml:space="preserve">-MMD</w:t>
-      </w:r>
-      <w:r>
-        <w:rPr>
-          <w:rStyle w:val="NormalTok"/>
-        </w:rPr>
-        <w:t xml:space="preserve"> </w:t>
-      </w:r>
-      <w:r>
-        <w:rPr>
-          <w:rStyle w:val="AttributeTok"/>
-        </w:rPr>
-        <w:t xml:space="preserve">-MP</w:t>
-      </w:r>
-      <w:r>
-        <w:rPr>
-          <w:rStyle w:val="NormalTok"/>
-        </w:rPr>
-        <w:t xml:space="preserve"> </w:t>
-      </w:r>
-      <w:r>
-        <w:rPr>
-          <w:rStyle w:val="AttributeTok"/>
-        </w:rPr>
-        <w:t xml:space="preserve">-Wformat</w:t>
-      </w:r>
-      <w:r>
-        <w:rPr>
-          <w:rStyle w:val="NormalTok"/>
-        </w:rPr>
-        <w:t xml:space="preserve"> </w:t>
-      </w:r>
-      <w:r>
-        <w:rPr>
-          <w:rStyle w:val="AttributeTok"/>
-        </w:rPr>
-        <w:t xml:space="preserve">-Wformat</w:t>
-      </w:r>
-      <w:r>
-        <w:rPr>
-          <w:rStyle w:val="OperatorTok"/>
-        </w:rPr>
-        <w:t xml:space="preserve">=</w:t>
-      </w:r>
-      <w:r>
-        <w:rPr>
-          <w:rStyle w:val="NormalTok"/>
-        </w:rPr>
-        <w:t xml:space="preserve">2 </w:t>
-      </w:r>
-      <w:r>
-        <w:rPr>
-          <w:rStyle w:val="AttributeTok"/>
-        </w:rPr>
-        <w:t xml:space="preserve">-Wconversion</w:t>
-      </w:r>
-      <w:r>
-        <w:rPr>
-          <w:rStyle w:val="NormalTok"/>
-        </w:rPr>
-        <w:t xml:space="preserve"> </w:t>
-      </w:r>
-      <w:r>
-        <w:rPr>
-          <w:rStyle w:val="AttributeTok"/>
-        </w:rPr>
-        <w:t xml:space="preserve">-Wsign-conversion</w:t>
-      </w:r>
-      <w:r>
-        <w:rPr>
-          <w:rStyle w:val="NormalTok"/>
-        </w:rPr>
-        <w:t xml:space="preserve"> </w:t>
-      </w:r>
-      <w:r>
-        <w:rPr>
-          <w:rStyle w:val="AttributeTok"/>
-        </w:rPr>
-        <w:t xml:space="preserve">-Wimplicit-fallthrough</w:t>
-      </w:r>
-      <w:r>
-        <w:rPr>
-          <w:rStyle w:val="NormalTok"/>
-        </w:rPr>
-        <w:t xml:space="preserve"> </w:t>
-      </w:r>
-      <w:r>
-        <w:rPr>
-          <w:rStyle w:val="AttributeTok"/>
-        </w:rPr>
-        <w:t xml:space="preserve">-fstack-protector-strong</w:t>
-      </w:r>
-      <w:r>
-        <w:rPr>
-          <w:rStyle w:val="NormalTok"/>
-        </w:rPr>
-        <w:t xml:space="preserve"> </w:t>
-      </w:r>
-      <w:r>
-        <w:rPr>
-          <w:rStyle w:val="AttributeTok"/>
-        </w:rPr>
-        <w:t xml:space="preserve">-Werror</w:t>
-      </w:r>
-      <w:r>
-        <w:rPr>
-          <w:rStyle w:val="OperatorTok"/>
-        </w:rPr>
-        <w:t xml:space="preserve">=</w:t>
-      </w:r>
-      <w:r>
-        <w:rPr>
-          <w:rStyle w:val="NormalTok"/>
-        </w:rPr>
-        <w:t xml:space="preserve">format-security </w:t>
-      </w:r>
-      <w:r>
-        <w:rPr>
-          <w:rStyle w:val="AttributeTok"/>
-        </w:rPr>
-        <w:t xml:space="preserve">-Werror</w:t>
-      </w:r>
-      <w:r>
-        <w:rPr>
-          <w:rStyle w:val="OperatorTok"/>
-        </w:rPr>
-        <w:t xml:space="preserve">=</w:t>
-      </w:r>
-      <w:r>
-        <w:rPr>
-          <w:rStyle w:val="NormalTok"/>
-        </w:rPr>
-        <w:t xml:space="preserve">implicit </w:t>
-      </w:r>
-      <w:r>
-        <w:rPr>
-          <w:rStyle w:val="AttributeTok"/>
-        </w:rPr>
-        <w:t xml:space="preserve">-Werror</w:t>
-      </w:r>
-      <w:r>
-        <w:rPr>
-          <w:rStyle w:val="OperatorTok"/>
-        </w:rPr>
-        <w:t xml:space="preserve">=</w:t>
-      </w:r>
-      <w:r>
-        <w:rPr>
-          <w:rStyle w:val="NormalTok"/>
-        </w:rPr>
-        <w:t xml:space="preserve">incompatible-pointer-types </w:t>
-      </w:r>
-      <w:r>
-        <w:rPr>
-          <w:rStyle w:val="AttributeTok"/>
-        </w:rPr>
-        <w:t xml:space="preserve">-Werror</w:t>
-      </w:r>
-      <w:r>
-        <w:rPr>
-          <w:rStyle w:val="OperatorTok"/>
-        </w:rPr>
-        <w:t xml:space="preserve">=</w:t>
-      </w:r>
-      <w:r>
-        <w:rPr>
-          <w:rStyle w:val="NormalTok"/>
-        </w:rPr>
-        <w:t xml:space="preserve">int-conversion </w:t>
-      </w:r>
-      <w:r>
-        <w:rPr>
-          <w:rStyle w:val="AttributeTok"/>
-        </w:rPr>
-        <w:t xml:space="preserve">-c</w:t>
-      </w:r>
-      <w:r>
-        <w:rPr>
-          <w:rStyle w:val="NormalTok"/>
-        </w:rPr>
-        <w:t xml:space="preserve"> src/lab.c </w:t>
-      </w:r>
-      <w:r>
-        <w:rPr>
-          <w:rStyle w:val="AttributeTok"/>
-        </w:rPr>
-        <w:t xml:space="preserve">-o</w:t>
-      </w:r>
-      <w:r>
-        <w:rPr>
-          <w:rStyle w:val="NormalTok"/>
-        </w:rPr>
-        <w:t xml:space="preserve"> build/release/lab.c.o</w:t>
-      </w:r>
-      <w:r>
-        <w:br/>
-      </w:r>
-      <w:r>
-        <w:rPr>
-          <w:rStyle w:val="FunctionTok"/>
-        </w:rPr>
-        <w:t xml:space="preserve">mkdir</w:t>
-      </w:r>
-      <w:r>
-        <w:rPr>
-          <w:rStyle w:val="NormalTok"/>
-        </w:rPr>
-        <w:t xml:space="preserve"> </w:t>
-      </w:r>
-      <w:r>
-        <w:rPr>
-          <w:rStyle w:val="AttributeTok"/>
-        </w:rPr>
-        <w:t xml:space="preserve">-p</w:t>
-      </w:r>
-      <w:r>
-        <w:rPr>
-          <w:rStyle w:val="NormalTok"/>
-        </w:rPr>
-        <w:t xml:space="preserve"> build/release</w:t>
-      </w:r>
-      <w:r>
-        <w:br/>
-      </w:r>
-      <w:r>
-        <w:rPr>
-          <w:rStyle w:val="FunctionTok"/>
-        </w:rPr>
-        <w:t xml:space="preserve">cc</w:t>
-      </w:r>
-      <w:r>
-        <w:rPr>
-          <w:rStyle w:val="NormalTok"/>
-        </w:rPr>
-        <w:t xml:space="preserve"> </w:t>
-      </w:r>
-      <w:r>
-        <w:rPr>
-          <w:rStyle w:val="AttributeTok"/>
-        </w:rPr>
-        <w:t xml:space="preserve">-Wall</w:t>
-      </w:r>
-      <w:r>
-        <w:rPr>
-          <w:rStyle w:val="NormalTok"/>
-        </w:rPr>
-        <w:t xml:space="preserve"> </w:t>
-      </w:r>
-      <w:r>
-        <w:rPr>
-          <w:rStyle w:val="AttributeTok"/>
-        </w:rPr>
-        <w:t xml:space="preserve">-Wextra</w:t>
-      </w:r>
-      <w:r>
-        <w:rPr>
-          <w:rStyle w:val="NormalTok"/>
-        </w:rPr>
-        <w:t xml:space="preserve"> </w:t>
-      </w:r>
-      <w:r>
-        <w:rPr>
-          <w:rStyle w:val="AttributeTok"/>
-        </w:rPr>
-        <w:t xml:space="preserve">-O2</w:t>
-      </w:r>
-      <w:r>
-        <w:rPr>
-          <w:rStyle w:val="NormalTok"/>
-        </w:rPr>
-        <w:t xml:space="preserve"> </w:t>
-      </w:r>
-      <w:r>
-        <w:rPr>
-          <w:rStyle w:val="AttributeTok"/>
-        </w:rPr>
-        <w:t xml:space="preserve">-fPIE</w:t>
-      </w:r>
-      <w:r>
-        <w:rPr>
-          <w:rStyle w:val="NormalTok"/>
-        </w:rPr>
-        <w:t xml:space="preserve"> </w:t>
-      </w:r>
-      <w:r>
-        <w:rPr>
-          <w:rStyle w:val="AttributeTok"/>
-        </w:rPr>
-        <w:t xml:space="preserve">-MMD</w:t>
-      </w:r>
-      <w:r>
-        <w:rPr>
-          <w:rStyle w:val="NormalTok"/>
-        </w:rPr>
-        <w:t xml:space="preserve"> </w:t>
-      </w:r>
-      <w:r>
-        <w:rPr>
-          <w:rStyle w:val="AttributeTok"/>
-        </w:rPr>
-        <w:t xml:space="preserve">-MP</w:t>
-      </w:r>
-      <w:r>
-        <w:rPr>
-          <w:rStyle w:val="NormalTok"/>
-        </w:rPr>
-        <w:t xml:space="preserve"> </w:t>
-      </w:r>
-      <w:r>
-        <w:rPr>
-          <w:rStyle w:val="AttributeTok"/>
-        </w:rPr>
-        <w:t xml:space="preserve">-Wformat</w:t>
-      </w:r>
-      <w:r>
-        <w:rPr>
-          <w:rStyle w:val="NormalTok"/>
-        </w:rPr>
-        <w:t xml:space="preserve"> </w:t>
-      </w:r>
-      <w:r>
-        <w:rPr>
-          <w:rStyle w:val="AttributeTok"/>
-        </w:rPr>
-        <w:t xml:space="preserve">-Wformat</w:t>
-      </w:r>
-      <w:r>
-        <w:rPr>
-          <w:rStyle w:val="OperatorTok"/>
-        </w:rPr>
-        <w:t xml:space="preserve">=</w:t>
-      </w:r>
-      <w:r>
-        <w:rPr>
-          <w:rStyle w:val="NormalTok"/>
-        </w:rPr>
-        <w:t xml:space="preserve">2 </w:t>
-      </w:r>
-      <w:r>
-        <w:rPr>
-          <w:rStyle w:val="AttributeTok"/>
-        </w:rPr>
-        <w:t xml:space="preserve">-Wconversion</w:t>
-      </w:r>
-      <w:r>
-        <w:rPr>
-          <w:rStyle w:val="NormalTok"/>
-        </w:rPr>
-        <w:t xml:space="preserve"> </w:t>
-      </w:r>
-      <w:r>
-        <w:rPr>
-          <w:rStyle w:val="AttributeTok"/>
-        </w:rPr>
-        <w:t xml:space="preserve">-Wsign-conversion</w:t>
-      </w:r>
-      <w:r>
-        <w:rPr>
-          <w:rStyle w:val="NormalTok"/>
-        </w:rPr>
-        <w:t xml:space="preserve"> </w:t>
-      </w:r>
-      <w:r>
-        <w:rPr>
-          <w:rStyle w:val="AttributeTok"/>
-        </w:rPr>
-        <w:t xml:space="preserve">-Wimplicit-fallthrough</w:t>
-      </w:r>
-      <w:r>
-        <w:rPr>
-          <w:rStyle w:val="NormalTok"/>
-        </w:rPr>
-        <w:t xml:space="preserve"> </w:t>
-      </w:r>
-      <w:r>
-        <w:rPr>
-          <w:rStyle w:val="AttributeTok"/>
-        </w:rPr>
-        <w:t xml:space="preserve">-fstack-protector-strong</w:t>
-      </w:r>
-      <w:r>
-        <w:rPr>
-          <w:rStyle w:val="NormalTok"/>
-        </w:rPr>
-        <w:t xml:space="preserve"> </w:t>
-      </w:r>
-      <w:r>
-        <w:rPr>
-          <w:rStyle w:val="AttributeTok"/>
-        </w:rPr>
-        <w:t xml:space="preserve">-Werror</w:t>
-      </w:r>
-      <w:r>
-        <w:rPr>
-          <w:rStyle w:val="OperatorTok"/>
-        </w:rPr>
-        <w:t xml:space="preserve">=</w:t>
-      </w:r>
-      <w:r>
-        <w:rPr>
-          <w:rStyle w:val="NormalTok"/>
-        </w:rPr>
-        <w:t xml:space="preserve">format-security </w:t>
-      </w:r>
-      <w:r>
-        <w:rPr>
-          <w:rStyle w:val="AttributeTok"/>
-        </w:rPr>
-        <w:t xml:space="preserve">-Werror</w:t>
-      </w:r>
-      <w:r>
-        <w:rPr>
-          <w:rStyle w:val="OperatorTok"/>
-        </w:rPr>
-        <w:t xml:space="preserve">=</w:t>
-      </w:r>
-      <w:r>
-        <w:rPr>
-          <w:rStyle w:val="NormalTok"/>
-        </w:rPr>
-        <w:t xml:space="preserve">implicit </w:t>
-      </w:r>
-      <w:r>
-        <w:rPr>
-          <w:rStyle w:val="AttributeTok"/>
-        </w:rPr>
-        <w:t xml:space="preserve">-Werror</w:t>
-      </w:r>
-      <w:r>
-        <w:rPr>
-          <w:rStyle w:val="OperatorTok"/>
-        </w:rPr>
-        <w:t xml:space="preserve">=</w:t>
-      </w:r>
-      <w:r>
-        <w:rPr>
-          <w:rStyle w:val="NormalTok"/>
-        </w:rPr>
-        <w:t xml:space="preserve">incompatible-pointer-types </w:t>
-      </w:r>
-      <w:r>
-        <w:rPr>
-          <w:rStyle w:val="AttributeTok"/>
-        </w:rPr>
-        <w:t xml:space="preserve">-Werror</w:t>
-      </w:r>
-      <w:r>
-        <w:rPr>
-          <w:rStyle w:val="OperatorTok"/>
-        </w:rPr>
-        <w:t xml:space="preserve">=</w:t>
-      </w:r>
-      <w:r>
-        <w:rPr>
-          <w:rStyle w:val="NormalTok"/>
-        </w:rPr>
-        <w:t xml:space="preserve">int-conversion </w:t>
-      </w:r>
-      <w:r>
-        <w:rPr>
-          <w:rStyle w:val="AttributeTok"/>
-        </w:rPr>
-        <w:t xml:space="preserve">-c</w:t>
-      </w:r>
-      <w:r>
-        <w:rPr>
-          <w:rStyle w:val="NormalTok"/>
-        </w:rPr>
-        <w:t xml:space="preserve"> src/main.c </w:t>
-      </w:r>
-      <w:r>
-        <w:rPr>
-          <w:rStyle w:val="AttributeTok"/>
-        </w:rPr>
-        <w:t xml:space="preserve">-o</w:t>
-      </w:r>
-      <w:r>
-        <w:rPr>
-          <w:rStyle w:val="NormalTok"/>
-        </w:rPr>
-        <w:t xml:space="preserve"> build/release/main.c.o</w:t>
-      </w:r>
-      <w:r>
-        <w:br/>
-      </w:r>
-      <w:r>
-        <w:rPr>
-          <w:rStyle w:val="FunctionTok"/>
-        </w:rPr>
-        <w:t xml:space="preserve">cc</w:t>
-      </w:r>
-      <w:r>
-        <w:rPr>
-          <w:rStyle w:val="NormalTok"/>
-        </w:rPr>
-        <w:t xml:space="preserve"> </w:t>
-      </w:r>
-      <w:r>
-        <w:rPr>
-          <w:rStyle w:val="AttributeTok"/>
-        </w:rPr>
-        <w:t xml:space="preserve">-Wall</w:t>
-      </w:r>
-      <w:r>
-        <w:rPr>
-          <w:rStyle w:val="NormalTok"/>
-        </w:rPr>
-        <w:t xml:space="preserve"> </w:t>
-      </w:r>
-      <w:r>
-        <w:rPr>
-          <w:rStyle w:val="AttributeTok"/>
-        </w:rPr>
-        <w:t xml:space="preserve">-Wextra</w:t>
-      </w:r>
-      <w:r>
-        <w:rPr>
-          <w:rStyle w:val="NormalTok"/>
-        </w:rPr>
-        <w:t xml:space="preserve"> </w:t>
-      </w:r>
-      <w:r>
-        <w:rPr>
-          <w:rStyle w:val="AttributeTok"/>
-        </w:rPr>
-        <w:t xml:space="preserve">-O2</w:t>
-      </w:r>
-      <w:r>
-        <w:rPr>
-          <w:rStyle w:val="NormalTok"/>
-        </w:rPr>
-        <w:t xml:space="preserve"> </w:t>
-      </w:r>
-      <w:r>
-        <w:rPr>
-          <w:rStyle w:val="AttributeTok"/>
-        </w:rPr>
-        <w:t xml:space="preserve">-fPIE</w:t>
-      </w:r>
-      <w:r>
-        <w:rPr>
-          <w:rStyle w:val="NormalTok"/>
-        </w:rPr>
-        <w:t xml:space="preserve"> </w:t>
-      </w:r>
-      <w:r>
-        <w:rPr>
-          <w:rStyle w:val="AttributeTok"/>
-        </w:rPr>
-        <w:t xml:space="preserve">-MMD</w:t>
-      </w:r>
-      <w:r>
-        <w:rPr>
-          <w:rStyle w:val="NormalTok"/>
-        </w:rPr>
-        <w:t xml:space="preserve"> </w:t>
-      </w:r>
-      <w:r>
-        <w:rPr>
-          <w:rStyle w:val="AttributeTok"/>
-        </w:rPr>
-        <w:t xml:space="preserve">-MP</w:t>
-      </w:r>
-      <w:r>
-        <w:rPr>
-          <w:rStyle w:val="NormalTok"/>
-        </w:rPr>
-        <w:t xml:space="preserve"> </w:t>
-      </w:r>
-      <w:r>
-        <w:rPr>
-          <w:rStyle w:val="AttributeTok"/>
-        </w:rPr>
-        <w:t xml:space="preserve">-Wformat</w:t>
-      </w:r>
-      <w:r>
-        <w:rPr>
-          <w:rStyle w:val="NormalTok"/>
-        </w:rPr>
-        <w:t xml:space="preserve"> </w:t>
-      </w:r>
-      <w:r>
-        <w:rPr>
-          <w:rStyle w:val="AttributeTok"/>
-        </w:rPr>
-        <w:t xml:space="preserve">-Wformat</w:t>
-      </w:r>
-      <w:r>
-        <w:rPr>
-          <w:rStyle w:val="OperatorTok"/>
-        </w:rPr>
-        <w:t xml:space="preserve">=</w:t>
-      </w:r>
-      <w:r>
-        <w:rPr>
-          <w:rStyle w:val="NormalTok"/>
-        </w:rPr>
-        <w:t xml:space="preserve">2 </w:t>
-      </w:r>
-      <w:r>
-        <w:rPr>
-          <w:rStyle w:val="AttributeTok"/>
-        </w:rPr>
-        <w:t xml:space="preserve">-Wconversion</w:t>
-      </w:r>
-      <w:r>
-        <w:rPr>
-          <w:rStyle w:val="NormalTok"/>
-        </w:rPr>
-        <w:t xml:space="preserve"> </w:t>
-      </w:r>
-      <w:r>
-        <w:rPr>
-          <w:rStyle w:val="AttributeTok"/>
-        </w:rPr>
-        <w:t xml:space="preserve">-Wsign-conversion</w:t>
-      </w:r>
-      <w:r>
-        <w:rPr>
-          <w:rStyle w:val="NormalTok"/>
-        </w:rPr>
-        <w:t xml:space="preserve"> </w:t>
-      </w:r>
-      <w:r>
-        <w:rPr>
-          <w:rStyle w:val="AttributeTok"/>
-        </w:rPr>
-        <w:t xml:space="preserve">-Wimplicit-fallthrough</w:t>
-      </w:r>
-      <w:r>
-        <w:rPr>
-          <w:rStyle w:val="NormalTok"/>
-        </w:rPr>
-        <w:t xml:space="preserve"> </w:t>
-      </w:r>
-      <w:r>
-        <w:rPr>
-          <w:rStyle w:val="AttributeTok"/>
-        </w:rPr>
-        <w:t xml:space="preserve">-fstack-protector-strong</w:t>
-      </w:r>
-      <w:r>
-        <w:rPr>
-          <w:rStyle w:val="NormalTok"/>
-        </w:rPr>
-        <w:t xml:space="preserve"> </w:t>
-      </w:r>
-      <w:r>
-        <w:rPr>
-          <w:rStyle w:val="AttributeTok"/>
-        </w:rPr>
-        <w:t xml:space="preserve">-Werror</w:t>
-      </w:r>
-      <w:r>
-        <w:rPr>
-          <w:rStyle w:val="OperatorTok"/>
-        </w:rPr>
-        <w:t xml:space="preserve">=</w:t>
-      </w:r>
-      <w:r>
-        <w:rPr>
-          <w:rStyle w:val="NormalTok"/>
-        </w:rPr>
-        <w:t xml:space="preserve">format-security </w:t>
-      </w:r>
-      <w:r>
-        <w:rPr>
-          <w:rStyle w:val="AttributeTok"/>
-        </w:rPr>
-        <w:t xml:space="preserve">-Werror</w:t>
-      </w:r>
-      <w:r>
-        <w:rPr>
-          <w:rStyle w:val="OperatorTok"/>
-        </w:rPr>
-        <w:t xml:space="preserve">=</w:t>
-      </w:r>
-      <w:r>
-        <w:rPr>
-          <w:rStyle w:val="NormalTok"/>
-        </w:rPr>
-        <w:t xml:space="preserve">implicit </w:t>
-      </w:r>
-      <w:r>
-        <w:rPr>
-          <w:rStyle w:val="AttributeTok"/>
-        </w:rPr>
-        <w:t xml:space="preserve">-Werror</w:t>
-      </w:r>
-      <w:r>
-        <w:rPr>
-          <w:rStyle w:val="OperatorTok"/>
-        </w:rPr>
-        <w:t xml:space="preserve">=</w:t>
-      </w:r>
-      <w:r>
-        <w:rPr>
-          <w:rStyle w:val="NormalTok"/>
-        </w:rPr>
-        <w:t xml:space="preserve">incompatible-pointer-types </w:t>
-      </w:r>
-      <w:r>
-        <w:rPr>
-          <w:rStyle w:val="AttributeTok"/>
-        </w:rPr>
-        <w:t xml:space="preserve">-Werror</w:t>
-      </w:r>
-      <w:r>
-        <w:rPr>
-          <w:rStyle w:val="OperatorTok"/>
-        </w:rPr>
-        <w:t xml:space="preserve">=</w:t>
-      </w:r>
-      <w:r>
-        <w:rPr>
-          <w:rStyle w:val="NormalTok"/>
-        </w:rPr>
-        <w:t xml:space="preserve">int-conversion build/release/lab.c.o build/release/main.c.o </w:t>
-      </w:r>
-      <w:r>
-        <w:rPr>
-          <w:rStyle w:val="AttributeTok"/>
-        </w:rPr>
-        <w:t xml:space="preserve">-o</w:t>
-      </w:r>
-      <w:r>
-        <w:rPr>
-          <w:rStyle w:val="NormalTok"/>
-        </w:rPr>
-        <w:t xml:space="preserve"> build/release/myapp </w:t>
-      </w:r>
-      <w:r>
-        <w:br/>
-      </w:r>
-      <w:r>
-        <w:rPr>
-          <w:rStyle w:val="VariableTok"/>
-        </w:rPr>
-        <w:t xml:space="preserve">make</w:t>
-      </w:r>
-      <w:r>
-        <w:rPr>
-          <w:rStyle w:val="OperatorTok"/>
-        </w:rPr>
-        <w:t xml:space="preserve">[</w:t>
-      </w:r>
-      <w:r>
-        <w:rPr>
-          <w:rStyle w:val="DecValTok"/>
-        </w:rPr>
-        <w:t xml:space="preserve">1</w:t>
-      </w:r>
-      <w:r>
-        <w:rPr>
-          <w:rStyle w:val="OperatorTok"/>
-        </w:rPr>
-        <w:t xml:space="preserve">]</w:t>
-      </w:r>
-      <w:r>
-        <w:rPr>
-          <w:rStyle w:val="ExtensionTok"/>
-        </w:rPr>
-        <w:t xml:space="preserve">:</w:t>
-      </w:r>
-      <w:r>
-        <w:rPr>
-          <w:rStyle w:val="NormalTok"/>
-        </w:rPr>
-        <w:t xml:space="preserve"> Leaving directory </w:t>
-      </w:r>
-      <w:r>
-        <w:rPr>
-          <w:rStyle w:val="StringTok"/>
-        </w:rPr>
-        <w:t xml:space="preserve">'/home/runner/work/cs425-p3/cs425-p3'</w:t>
-      </w:r>
-      <w:r>
-        <w:br/>
-      </w:r>
-      <w:r>
-        <w:rPr>
-          <w:rStyle w:val="VariableTok"/>
-        </w:rPr>
-        <w:t xml:space="preserve">make</w:t>
-      </w:r>
-      <w:r>
-        <w:rPr>
-          <w:rStyle w:val="OperatorTok"/>
-        </w:rPr>
-        <w:t xml:space="preserve">[</w:t>
-      </w:r>
-      <w:r>
-        <w:rPr>
-          <w:rStyle w:val="DecValTok"/>
-        </w:rPr>
-        <w:t xml:space="preserve">1</w:t>
-      </w:r>
-      <w:r>
-        <w:rPr>
-          <w:rStyle w:val="OperatorTok"/>
-        </w:rPr>
-        <w:t xml:space="preserve">]</w:t>
-      </w:r>
-      <w:r>
-        <w:rPr>
-          <w:rStyle w:val="ExtensionTok"/>
-        </w:rPr>
-        <w:t xml:space="preserve">:</w:t>
-      </w:r>
-      <w:r>
-        <w:rPr>
-          <w:rStyle w:val="NormalTok"/>
-        </w:rPr>
-        <w:t xml:space="preserve"> Entering directory </w:t>
-      </w:r>
-      <w:r>
-        <w:rPr>
-          <w:rStyle w:val="StringTok"/>
-        </w:rPr>
-        <w:t xml:space="preserve">'/home/runner/work/cs425-p3/cs425-p3'</w:t>
-      </w:r>
-      <w:r>
-        <w:br/>
-      </w:r>
-      <w:r>
-        <w:rPr>
-          <w:rStyle w:val="FunctionTok"/>
-        </w:rPr>
-        <w:t xml:space="preserve">mkdir</w:t>
-      </w:r>
-      <w:r>
-        <w:rPr>
-          <w:rStyle w:val="NormalTok"/>
-        </w:rPr>
-        <w:t xml:space="preserve"> </w:t>
-      </w:r>
-      <w:r>
-        <w:rPr>
-          <w:rStyle w:val="AttributeTok"/>
-        </w:rPr>
-        <w:t xml:space="preserve">-p</w:t>
-      </w:r>
-      <w:r>
-        <w:rPr>
-          <w:rStyle w:val="NormalTok"/>
-        </w:rPr>
-        <w:t xml:space="preserve"> build/tests</w:t>
-      </w:r>
-      <w:r>
-        <w:br/>
-      </w:r>
-      <w:r>
-        <w:rPr>
-          <w:rStyle w:val="FunctionTok"/>
-        </w:rPr>
-        <w:t xml:space="preserve">cc</w:t>
-      </w:r>
-      <w:r>
-        <w:rPr>
-          <w:rStyle w:val="NormalTok"/>
-        </w:rPr>
-        <w:t xml:space="preserve"> </w:t>
-      </w:r>
-      <w:r>
-        <w:rPr>
-          <w:rStyle w:val="AttributeTok"/>
-        </w:rPr>
-        <w:t xml:space="preserve">-g</w:t>
-      </w:r>
-      <w:r>
-        <w:rPr>
-          <w:rStyle w:val="NormalTok"/>
-        </w:rPr>
-        <w:t xml:space="preserve"> </w:t>
-      </w:r>
-      <w:r>
-        <w:rPr>
-          <w:rStyle w:val="AttributeTok"/>
-        </w:rPr>
-        <w:t xml:space="preserve">-O0</w:t>
-      </w:r>
-      <w:r>
-        <w:rPr>
-          <w:rStyle w:val="NormalTok"/>
-        </w:rPr>
-        <w:t xml:space="preserve"> </w:t>
-      </w:r>
-      <w:r>
-        <w:rPr>
-          <w:rStyle w:val="AttributeTok"/>
-        </w:rPr>
-        <w:t xml:space="preserve">-DTEST</w:t>
-      </w:r>
-      <w:r>
-        <w:rPr>
-          <w:rStyle w:val="NormalTok"/>
-        </w:rPr>
-        <w:t xml:space="preserve"> </w:t>
-      </w:r>
-      <w:r>
-        <w:rPr>
-          <w:rStyle w:val="AttributeTok"/>
-        </w:rPr>
-        <w:t xml:space="preserve">-fprofile-arcs</w:t>
-      </w:r>
-      <w:r>
-        <w:rPr>
-          <w:rStyle w:val="NormalTok"/>
-        </w:rPr>
-        <w:t xml:space="preserve"> </w:t>
-      </w:r>
-      <w:r>
-        <w:rPr>
-          <w:rStyle w:val="AttributeTok"/>
-        </w:rPr>
-        <w:t xml:space="preserve">-ftest-coverage</w:t>
-      </w:r>
-      <w:r>
-        <w:rPr>
-          <w:rStyle w:val="NormalTok"/>
-        </w:rPr>
-        <w:t xml:space="preserve"> </w:t>
-      </w:r>
-      <w:r>
-        <w:rPr>
-          <w:rStyle w:val="AttributeTok"/>
-        </w:rPr>
-        <w:t xml:space="preserve">-c</w:t>
-      </w:r>
-      <w:r>
-        <w:rPr>
-          <w:rStyle w:val="NormalTok"/>
-        </w:rPr>
-        <w:t xml:space="preserve"> src/lab.c </w:t>
-      </w:r>
-      <w:r>
-        <w:rPr>
-          <w:rStyle w:val="AttributeTok"/>
-        </w:rPr>
-        <w:t xml:space="preserve">-o</w:t>
-      </w:r>
-      <w:r>
-        <w:rPr>
-          <w:rStyle w:val="NormalTok"/>
-        </w:rPr>
-        <w:t xml:space="preserve"> build/tests/lab.c.o</w:t>
-      </w:r>
-      <w:r>
-        <w:br/>
-      </w:r>
-      <w:r>
-        <w:rPr>
-          <w:rStyle w:val="ExtensionTok"/>
-        </w:rPr>
-        <w:t xml:space="preserve">src/lab.c:</w:t>
-      </w:r>
-      <w:r>
-        <w:rPr>
-          <w:rStyle w:val="NormalTok"/>
-        </w:rPr>
-        <w:t xml:space="preserve"> In function ‘cidr_format’:</w:t>
-      </w:r>
-      <w:r>
-        <w:br/>
-      </w:r>
-      <w:r>
-        <w:rPr>
-          <w:rStyle w:val="ExtensionTok"/>
-        </w:rPr>
-        <w:t xml:space="preserve">src/lab.c:197:43:</w:t>
-      </w:r>
-      <w:r>
-        <w:rPr>
-          <w:rStyle w:val="NormalTok"/>
-        </w:rPr>
-        <w:t xml:space="preserve"> warning: ‘snprintf’ output may be truncated before the last format character </w:t>
-      </w:r>
-      <w:r>
-        <w:rPr>
-          <w:rStyle w:val="PreprocessorTok"/>
-        </w:rPr>
-        <w:t xml:space="preserve">[-</w:t>
-      </w:r>
-      <w:r>
-        <w:rPr>
-          <w:rStyle w:val="SpecialStringTok"/>
-        </w:rPr>
-        <w:t xml:space="preserve">Wformat</w:t>
-      </w:r>
-      <w:r>
-        <w:rPr>
-          <w:rStyle w:val="PreprocessorTok"/>
-        </w:rPr>
-        <w:t xml:space="preserve">-</w:t>
-      </w:r>
-      <w:r>
-        <w:rPr>
-          <w:rStyle w:val="SpecialStringTok"/>
-        </w:rPr>
-        <w:t xml:space="preserve">truncation=</w:t>
-      </w:r>
-      <w:r>
-        <w:rPr>
-          <w:rStyle w:val="PreprocessorTok"/>
-        </w:rPr>
-        <w:t xml:space="preserve">]</w:t>
-      </w:r>
-      <w:r>
-        <w:br/>
-      </w:r>
-      <w:r>
-        <w:rPr>
-          <w:rStyle w:val="NormalTok"/>
-        </w:rPr>
-        <w:t xml:space="preserve">  </w:t>
-      </w:r>
-      <w:r>
-        <w:rPr>
-          <w:rStyle w:val="ExtensionTok"/>
-        </w:rPr>
-        <w:t xml:space="preserve">197</w:t>
-      </w:r>
-      <w:r>
-        <w:rPr>
-          <w:rStyle w:val="NormalTok"/>
-        </w:rPr>
-        <w:t xml:space="preserve"> </w:t>
-      </w:r>
-      <w:r>
-        <w:rPr>
-          <w:rStyle w:val="KeywordTok"/>
-        </w:rPr>
-        <w:t xml:space="preserve">|</w:t>
-      </w:r>
-      <w:r>
-        <w:rPr>
-          <w:rStyle w:val="NormalTok"/>
-        </w:rPr>
-        <w:t xml:space="preserve">   </w:t>
-      </w:r>
-      <w:r>
-        <w:rPr>
-          <w:rStyle w:val="KeywordTok"/>
-        </w:rPr>
-        <w:t xml:space="preserve">(</w:t>
-      </w:r>
-      <w:r>
-        <w:rPr>
-          <w:rStyle w:val="ExtensionTok"/>
-        </w:rPr>
-        <w:t xml:space="preserve">void</w:t>
-      </w:r>
-      <w:r>
-        <w:rPr>
-          <w:rStyle w:val="KeywordTok"/>
-        </w:rPr>
-        <w:t xml:space="preserve">)</w:t>
-      </w:r>
-      <w:r>
-        <w:rPr>
-          <w:rStyle w:val="ExtensionTok"/>
-        </w:rPr>
-        <w:t xml:space="preserve">snprintf</w:t>
-      </w:r>
-      <w:r>
-        <w:rPr>
-          <w:rStyle w:val="ErrorTok"/>
-        </w:rPr>
-        <w:t xml:space="preserve">(</w:t>
-      </w:r>
-      <w:r>
-        <w:rPr>
-          <w:rStyle w:val="ExtensionTok"/>
-        </w:rPr>
-        <w:t xml:space="preserve">out,</w:t>
-      </w:r>
-      <w:r>
-        <w:rPr>
-          <w:rStyle w:val="NormalTok"/>
-        </w:rPr>
-        <w:t xml:space="preserve"> CIDR_STR_LEN, </w:t>
-      </w:r>
-      <w:r>
-        <w:rPr>
-          <w:rStyle w:val="StringTok"/>
-        </w:rPr>
-        <w:t xml:space="preserve">"%s/%u"</w:t>
-      </w:r>
-      <w:r>
-        <w:rPr>
-          <w:rStyle w:val="NormalTok"/>
-        </w:rPr>
-        <w:t xml:space="preserve">, address,</w:t>
-      </w:r>
-      <w:r>
-        <w:br/>
-      </w:r>
-      <w:r>
-        <w:rPr>
-          <w:rStyle w:val="NormalTok"/>
-        </w:rPr>
-        <w:t xml:space="preserve">      </w:t>
-      </w:r>
-      <w:r>
-        <w:rPr>
-          <w:rStyle w:val="KeywordTok"/>
-        </w:rPr>
-        <w:t xml:space="preserve">|</w:t>
-      </w:r>
-      <w:r>
-        <w:rPr>
-          <w:rStyle w:val="NormalTok"/>
-        </w:rPr>
-        <w:t xml:space="preserve">                                           </w:t>
-      </w:r>
-      <w:r>
-        <w:rPr>
-          <w:rStyle w:val="ExtensionTok"/>
-        </w:rPr>
-        <w:t xml:space="preserve">^</w:t>
-      </w:r>
-      <w:r>
-        <w:br/>
-      </w:r>
-      <w:r>
-        <w:rPr>
-          <w:rStyle w:val="ExtensionTok"/>
-        </w:rPr>
-        <w:t xml:space="preserve">src/lab.c:197:9:</w:t>
-      </w:r>
-      <w:r>
-        <w:rPr>
-          <w:rStyle w:val="NormalTok"/>
-        </w:rPr>
-        <w:t xml:space="preserve"> note: ‘snprintf’ output between 3 and 20 bytes into a destination of size 19</w:t>
-      </w:r>
-      <w:r>
-        <w:br/>
-      </w:r>
-      <w:r>
-        <w:rPr>
-          <w:rStyle w:val="NormalTok"/>
-        </w:rPr>
-        <w:t xml:space="preserve">  </w:t>
-      </w:r>
-      <w:r>
-        <w:rPr>
-          <w:rStyle w:val="ExtensionTok"/>
-        </w:rPr>
-        <w:t xml:space="preserve">197</w:t>
-      </w:r>
-      <w:r>
-        <w:rPr>
-          <w:rStyle w:val="NormalTok"/>
-        </w:rPr>
-        <w:t xml:space="preserve"> </w:t>
-      </w:r>
-      <w:r>
-        <w:rPr>
-          <w:rStyle w:val="KeywordTok"/>
-        </w:rPr>
-        <w:t xml:space="preserve">|</w:t>
-      </w:r>
-      <w:r>
-        <w:rPr>
-          <w:rStyle w:val="NormalTok"/>
-        </w:rPr>
-        <w:t xml:space="preserve">   </w:t>
-      </w:r>
-      <w:r>
-        <w:rPr>
-          <w:rStyle w:val="KeywordTok"/>
-        </w:rPr>
-        <w:t xml:space="preserve">(</w:t>
-      </w:r>
-      <w:r>
-        <w:rPr>
-          <w:rStyle w:val="ExtensionTok"/>
-        </w:rPr>
-        <w:t xml:space="preserve">void</w:t>
-      </w:r>
-      <w:r>
-        <w:rPr>
-          <w:rStyle w:val="KeywordTok"/>
-        </w:rPr>
-        <w:t xml:space="preserve">)</w:t>
-      </w:r>
-      <w:r>
-        <w:rPr>
-          <w:rStyle w:val="ExtensionTok"/>
-        </w:rPr>
-        <w:t xml:space="preserve">snprintf</w:t>
-      </w:r>
-      <w:r>
-        <w:rPr>
-          <w:rStyle w:val="ErrorTok"/>
-        </w:rPr>
-        <w:t xml:space="preserve">(</w:t>
-      </w:r>
-      <w:r>
-        <w:rPr>
-          <w:rStyle w:val="ExtensionTok"/>
-        </w:rPr>
-        <w:t xml:space="preserve">out,</w:t>
-      </w:r>
-      <w:r>
-        <w:rPr>
-          <w:rStyle w:val="NormalTok"/>
-        </w:rPr>
-        <w:t xml:space="preserve"> CIDR_STR_LEN, </w:t>
-      </w:r>
-      <w:r>
-        <w:rPr>
-          <w:rStyle w:val="StringTok"/>
-        </w:rPr>
-        <w:t xml:space="preserve">"%s/%u"</w:t>
-      </w:r>
-      <w:r>
-        <w:rPr>
-          <w:rStyle w:val="NormalTok"/>
-        </w:rPr>
-        <w:t xml:space="preserve">, address,</w:t>
-      </w:r>
-      <w:r>
-        <w:br/>
-      </w:r>
-      <w:r>
-        <w:rPr>
-          <w:rStyle w:val="NormalTok"/>
-        </w:rPr>
-        <w:t xml:space="preserve">      </w:t>
-      </w:r>
-      <w:r>
-        <w:rPr>
-          <w:rStyle w:val="KeywordTok"/>
-        </w:rPr>
-        <w:t xml:space="preserve">|</w:t>
-      </w:r>
-      <w:r>
-        <w:rPr>
-          <w:rStyle w:val="NormalTok"/>
-        </w:rPr>
-        <w:t xml:space="preserve">         </w:t>
-      </w:r>
-      <w:r>
-        <w:rPr>
-          <w:rStyle w:val="ExtensionTok"/>
-        </w:rPr>
-        <w:t xml:space="preserve">^~~~~~~~~~~~~~~~~~~~~~~~~~~~~~~~~~~~~~~~~~~~~</w:t>
-      </w:r>
-      <w:r>
-        <w:br/>
-      </w:r>
-      <w:r>
-        <w:rPr>
-          <w:rStyle w:val="NormalTok"/>
-        </w:rPr>
-        <w:t xml:space="preserve">  </w:t>
-      </w:r>
-      <w:r>
-        <w:rPr>
-          <w:rStyle w:val="ExtensionTok"/>
-        </w:rPr>
-        <w:t xml:space="preserve">198</w:t>
-      </w:r>
-      <w:r>
-        <w:rPr>
-          <w:rStyle w:val="NormalTok"/>
-        </w:rPr>
-        <w:t xml:space="preserve"> </w:t>
-      </w:r>
-      <w:r>
-        <w:rPr>
-          <w:rStyle w:val="KeywordTok"/>
-        </w:rPr>
-        <w:t xml:space="preserve">|</w:t>
-      </w:r>
-      <w:r>
-        <w:rPr>
-          <w:rStyle w:val="NormalTok"/>
-        </w:rPr>
-        <w:t xml:space="preserve">                  </w:t>
-      </w:r>
-      <w:r>
-        <w:rPr>
-          <w:rStyle w:val="ExtensionTok"/>
-        </w:rPr>
-        <w:t xml:space="preserve">bound_prefix</w:t>
-      </w:r>
-      <w:r>
-        <w:rPr>
-          <w:rStyle w:val="ErrorTok"/>
-        </w:rPr>
-        <w:t xml:space="preserve">(</w:t>
-      </w:r>
-      <w:r>
-        <w:rPr>
-          <w:rStyle w:val="ExtensionTok"/>
-        </w:rPr>
-        <w:t xml:space="preserve">block.prefix</w:t>
-      </w:r>
-      <w:r>
-        <w:rPr>
-          <w:rStyle w:val="KeywordTok"/>
-        </w:rPr>
-        <w:t xml:space="preserve">));</w:t>
-      </w:r>
-      <w:r>
-        <w:br/>
-      </w:r>
-      <w:r>
-        <w:rPr>
-          <w:rStyle w:val="NormalTok"/>
-        </w:rPr>
-        <w:t xml:space="preserve">      </w:t>
-      </w:r>
-      <w:r>
-        <w:rPr>
-          <w:rStyle w:val="KeywordTok"/>
-        </w:rPr>
-        <w:t xml:space="preserve">|</w:t>
-      </w:r>
-      <w:r>
-        <w:rPr>
-          <w:rStyle w:val="NormalTok"/>
-        </w:rPr>
-        <w:t xml:space="preserve">                  </w:t>
-      </w:r>
-      <w:r>
-        <w:rPr>
-          <w:rStyle w:val="ExtensionTok"/>
-        </w:rPr>
-        <w:t xml:space="preserve">~~~~~~~~~~~~~~~~~~~~~~~~~~~</w:t>
-      </w:r>
-      <w:r>
-        <w:br/>
-      </w:r>
-      <w:r>
-        <w:rPr>
-          <w:rStyle w:val="FunctionTok"/>
-        </w:rPr>
-        <w:t xml:space="preserve">mkdir</w:t>
-      </w:r>
-      <w:r>
-        <w:rPr>
-          <w:rStyle w:val="NormalTok"/>
-        </w:rPr>
-        <w:t xml:space="preserve"> </w:t>
-      </w:r>
-      <w:r>
-        <w:rPr>
-          <w:rStyle w:val="AttributeTok"/>
-        </w:rPr>
-        <w:t xml:space="preserve">-p</w:t>
-      </w:r>
-      <w:r>
-        <w:rPr>
-          <w:rStyle w:val="NormalTok"/>
-        </w:rPr>
-        <w:t xml:space="preserve"> build/tests</w:t>
-      </w:r>
-      <w:r>
-        <w:br/>
-      </w:r>
-      <w:r>
-        <w:rPr>
-          <w:rStyle w:val="FunctionTok"/>
-        </w:rPr>
-        <w:t xml:space="preserve">cc</w:t>
-      </w:r>
-      <w:r>
-        <w:rPr>
-          <w:rStyle w:val="NormalTok"/>
-        </w:rPr>
-        <w:t xml:space="preserve"> </w:t>
-      </w:r>
-      <w:r>
-        <w:rPr>
-          <w:rStyle w:val="AttributeTok"/>
-        </w:rPr>
-        <w:t xml:space="preserve">-g</w:t>
-      </w:r>
-      <w:r>
-        <w:rPr>
-          <w:rStyle w:val="NormalTok"/>
-        </w:rPr>
-        <w:t xml:space="preserve"> </w:t>
-      </w:r>
-      <w:r>
-        <w:rPr>
-          <w:rStyle w:val="AttributeTok"/>
-        </w:rPr>
-        <w:t xml:space="preserve">-O0</w:t>
-      </w:r>
-      <w:r>
-        <w:rPr>
-          <w:rStyle w:val="NormalTok"/>
-        </w:rPr>
-        <w:t xml:space="preserve"> </w:t>
-      </w:r>
-      <w:r>
-        <w:rPr>
-          <w:rStyle w:val="AttributeTok"/>
-        </w:rPr>
-        <w:t xml:space="preserve">-DTEST</w:t>
-      </w:r>
-      <w:r>
-        <w:rPr>
-          <w:rStyle w:val="NormalTok"/>
-        </w:rPr>
-        <w:t xml:space="preserve"> </w:t>
-      </w:r>
-      <w:r>
-        <w:rPr>
-          <w:rStyle w:val="AttributeTok"/>
-        </w:rPr>
-        <w:t xml:space="preserve">-fprofile-arcs</w:t>
-      </w:r>
-      <w:r>
-        <w:rPr>
-          <w:rStyle w:val="NormalTok"/>
-        </w:rPr>
-        <w:t xml:space="preserve"> </w:t>
-      </w:r>
-      <w:r>
-        <w:rPr>
-          <w:rStyle w:val="AttributeTok"/>
-        </w:rPr>
-        <w:t xml:space="preserve">-ftest-coverage</w:t>
-      </w:r>
-      <w:r>
-        <w:rPr>
-          <w:rStyle w:val="NormalTok"/>
-        </w:rPr>
-        <w:t xml:space="preserve"> </w:t>
-      </w:r>
-      <w:r>
-        <w:rPr>
-          <w:rStyle w:val="AttributeTok"/>
-        </w:rPr>
-        <w:t xml:space="preserve">-c</w:t>
-      </w:r>
-      <w:r>
-        <w:rPr>
-          <w:rStyle w:val="NormalTok"/>
-        </w:rPr>
-        <w:t xml:space="preserve"> src/main.c </w:t>
-      </w:r>
-      <w:r>
-        <w:rPr>
-          <w:rStyle w:val="AttributeTok"/>
-        </w:rPr>
-        <w:t xml:space="preserve">-o</w:t>
-      </w:r>
-      <w:r>
-        <w:rPr>
-          <w:rStyle w:val="NormalTok"/>
-        </w:rPr>
-        <w:t xml:space="preserve"> build/tests/main.c.o</w:t>
-      </w:r>
-      <w:r>
-        <w:br/>
-      </w:r>
-      <w:r>
-        <w:rPr>
-          <w:rStyle w:val="FunctionTok"/>
-        </w:rPr>
-        <w:t xml:space="preserve">mkdir</w:t>
-      </w:r>
-      <w:r>
-        <w:rPr>
-          <w:rStyle w:val="NormalTok"/>
-        </w:rPr>
-        <w:t xml:space="preserve"> </w:t>
-      </w:r>
-      <w:r>
-        <w:rPr>
-          <w:rStyle w:val="AttributeTok"/>
-        </w:rPr>
-        <w:t xml:space="preserve">-p</w:t>
-      </w:r>
-      <w:r>
-        <w:rPr>
-          <w:rStyle w:val="NormalTok"/>
-        </w:rPr>
-        <w:t xml:space="preserve"> build/tests/</w:t>
-      </w:r>
-      <w:r>
-        <w:br/>
-      </w:r>
-      <w:r>
-        <w:rPr>
-          <w:rStyle w:val="FunctionTok"/>
-        </w:rPr>
-        <w:t xml:space="preserve">cc</w:t>
-      </w:r>
-      <w:r>
-        <w:rPr>
-          <w:rStyle w:val="NormalTok"/>
-        </w:rPr>
-        <w:t xml:space="preserve"> </w:t>
-      </w:r>
-      <w:r>
-        <w:rPr>
-          <w:rStyle w:val="AttributeTok"/>
-        </w:rPr>
-        <w:t xml:space="preserve">-g</w:t>
-      </w:r>
-      <w:r>
-        <w:rPr>
-          <w:rStyle w:val="NormalTok"/>
-        </w:rPr>
-        <w:t xml:space="preserve"> </w:t>
-      </w:r>
-      <w:r>
-        <w:rPr>
-          <w:rStyle w:val="AttributeTok"/>
-        </w:rPr>
-        <w:t xml:space="preserve">-O0</w:t>
-      </w:r>
-      <w:r>
-        <w:rPr>
-          <w:rStyle w:val="NormalTok"/>
-        </w:rPr>
-        <w:t xml:space="preserve"> </w:t>
-      </w:r>
-      <w:r>
-        <w:rPr>
-          <w:rStyle w:val="AttributeTok"/>
-        </w:rPr>
-        <w:t xml:space="preserve">-DTEST</w:t>
-      </w:r>
-      <w:r>
-        <w:rPr>
-          <w:rStyle w:val="NormalTok"/>
-        </w:rPr>
-        <w:t xml:space="preserve"> </w:t>
-      </w:r>
-      <w:r>
-        <w:rPr>
-          <w:rStyle w:val="AttributeTok"/>
-        </w:rPr>
-        <w:t xml:space="preserve">-fprofile-arcs</w:t>
-      </w:r>
-      <w:r>
-        <w:rPr>
-          <w:rStyle w:val="NormalTok"/>
-        </w:rPr>
-        <w:t xml:space="preserve"> </w:t>
-      </w:r>
-      <w:r>
-        <w:rPr>
-          <w:rStyle w:val="AttributeTok"/>
-        </w:rPr>
-        <w:t xml:space="preserve">-ftest-coverage</w:t>
-      </w:r>
-      <w:r>
-        <w:rPr>
-          <w:rStyle w:val="NormalTok"/>
-        </w:rPr>
-        <w:t xml:space="preserve"> </w:t>
-      </w:r>
-      <w:r>
-        <w:rPr>
-          <w:rStyle w:val="AttributeTok"/>
-        </w:rPr>
-        <w:t xml:space="preserve">-c</w:t>
-      </w:r>
-      <w:r>
-        <w:rPr>
-          <w:rStyle w:val="NormalTok"/>
-        </w:rPr>
-        <w:t xml:space="preserve"> tests/lab-test.c </w:t>
-      </w:r>
-      <w:r>
-        <w:rPr>
-          <w:rStyle w:val="AttributeTok"/>
-        </w:rPr>
-        <w:t xml:space="preserve">-o</w:t>
-      </w:r>
-      <w:r>
-        <w:rPr>
-          <w:rStyle w:val="NormalTok"/>
-        </w:rPr>
-        <w:t xml:space="preserve"> build/tests/lab-test.c.o</w:t>
-      </w:r>
-      <w:r>
-        <w:br/>
-      </w:r>
-      <w:r>
-        <w:rPr>
-          <w:rStyle w:val="FunctionTok"/>
-        </w:rPr>
-        <w:t xml:space="preserve">mkdir</w:t>
-      </w:r>
-      <w:r>
-        <w:rPr>
-          <w:rStyle w:val="NormalTok"/>
-        </w:rPr>
-        <w:t xml:space="preserve"> </w:t>
-      </w:r>
-      <w:r>
-        <w:rPr>
-          <w:rStyle w:val="AttributeTok"/>
-        </w:rPr>
-        <w:t xml:space="preserve">-p</w:t>
-      </w:r>
-      <w:r>
-        <w:rPr>
-          <w:rStyle w:val="NormalTok"/>
-        </w:rPr>
-        <w:t xml:space="preserve"> build/tests/harness/</w:t>
-      </w:r>
-      <w:r>
-        <w:br/>
-      </w:r>
-      <w:r>
-        <w:rPr>
-          <w:rStyle w:val="FunctionTok"/>
-        </w:rPr>
-        <w:t xml:space="preserve">cc</w:t>
-      </w:r>
-      <w:r>
-        <w:rPr>
-          <w:rStyle w:val="NormalTok"/>
-        </w:rPr>
-        <w:t xml:space="preserve"> </w:t>
-      </w:r>
-      <w:r>
-        <w:rPr>
-          <w:rStyle w:val="AttributeTok"/>
-        </w:rPr>
-        <w:t xml:space="preserve">-g</w:t>
-      </w:r>
-      <w:r>
-        <w:rPr>
-          <w:rStyle w:val="NormalTok"/>
-        </w:rPr>
-        <w:t xml:space="preserve"> </w:t>
-      </w:r>
-      <w:r>
-        <w:rPr>
-          <w:rStyle w:val="AttributeTok"/>
-        </w:rPr>
-        <w:t xml:space="preserve">-O0</w:t>
-      </w:r>
-      <w:r>
-        <w:rPr>
-          <w:rStyle w:val="NormalTok"/>
-        </w:rPr>
-        <w:t xml:space="preserve"> </w:t>
-      </w:r>
-      <w:r>
-        <w:rPr>
-          <w:rStyle w:val="AttributeTok"/>
-        </w:rPr>
-        <w:t xml:space="preserve">-DTEST</w:t>
-      </w:r>
-      <w:r>
-        <w:rPr>
-          <w:rStyle w:val="NormalTok"/>
-        </w:rPr>
-        <w:t xml:space="preserve"> </w:t>
-      </w:r>
-      <w:r>
-        <w:rPr>
-          <w:rStyle w:val="AttributeTok"/>
-        </w:rPr>
-        <w:t xml:space="preserve">-fprofile-arcs</w:t>
-      </w:r>
-      <w:r>
-        <w:rPr>
-          <w:rStyle w:val="NormalTok"/>
-        </w:rPr>
-        <w:t xml:space="preserve"> </w:t>
-      </w:r>
-      <w:r>
-        <w:rPr>
-          <w:rStyle w:val="AttributeTok"/>
-        </w:rPr>
-        <w:t xml:space="preserve">-ftest-coverage</w:t>
-      </w:r>
-      <w:r>
-        <w:rPr>
-          <w:rStyle w:val="NormalTok"/>
-        </w:rPr>
-        <w:t xml:space="preserve"> </w:t>
-      </w:r>
-      <w:r>
-        <w:rPr>
-          <w:rStyle w:val="AttributeTok"/>
-        </w:rPr>
-        <w:t xml:space="preserve">-c</w:t>
-      </w:r>
-      <w:r>
-        <w:rPr>
-          <w:rStyle w:val="NormalTok"/>
-        </w:rPr>
-        <w:t xml:space="preserve"> tests/harness/unity.c </w:t>
-      </w:r>
-      <w:r>
-        <w:rPr>
-          <w:rStyle w:val="AttributeTok"/>
-        </w:rPr>
-        <w:t xml:space="preserve">-o</w:t>
-      </w:r>
-      <w:r>
-        <w:rPr>
-          <w:rStyle w:val="NormalTok"/>
-        </w:rPr>
-        <w:t xml:space="preserve"> build/tests/harness/unity.c.o</w:t>
-      </w:r>
-      <w:r>
-        <w:br/>
-      </w:r>
-      <w:r>
-        <w:rPr>
-          <w:rStyle w:val="FunctionTok"/>
-        </w:rPr>
-        <w:t xml:space="preserve">cc</w:t>
-      </w:r>
-      <w:r>
-        <w:rPr>
-          <w:rStyle w:val="NormalTok"/>
-        </w:rPr>
-        <w:t xml:space="preserve"> </w:t>
-      </w:r>
-      <w:r>
-        <w:rPr>
-          <w:rStyle w:val="AttributeTok"/>
-        </w:rPr>
-        <w:t xml:space="preserve">-g</w:t>
-      </w:r>
-      <w:r>
-        <w:rPr>
-          <w:rStyle w:val="NormalTok"/>
-        </w:rPr>
-        <w:t xml:space="preserve"> </w:t>
-      </w:r>
-      <w:r>
-        <w:rPr>
-          <w:rStyle w:val="AttributeTok"/>
-        </w:rPr>
-        <w:t xml:space="preserve">-O0</w:t>
-      </w:r>
-      <w:r>
-        <w:rPr>
-          <w:rStyle w:val="NormalTok"/>
-        </w:rPr>
-        <w:t xml:space="preserve"> </w:t>
-      </w:r>
-      <w:r>
-        <w:rPr>
-          <w:rStyle w:val="AttributeTok"/>
-        </w:rPr>
-        <w:t xml:space="preserve">-DTEST</w:t>
-      </w:r>
-      <w:r>
-        <w:rPr>
-          <w:rStyle w:val="NormalTok"/>
-        </w:rPr>
-        <w:t xml:space="preserve"> </w:t>
-      </w:r>
-      <w:r>
-        <w:rPr>
-          <w:rStyle w:val="AttributeTok"/>
-        </w:rPr>
-        <w:t xml:space="preserve">-fprofile-arcs</w:t>
-      </w:r>
-      <w:r>
-        <w:rPr>
-          <w:rStyle w:val="NormalTok"/>
-        </w:rPr>
-        <w:t xml:space="preserve"> </w:t>
-      </w:r>
-      <w:r>
-        <w:rPr>
-          <w:rStyle w:val="AttributeTok"/>
-        </w:rPr>
-        <w:t xml:space="preserve">-ftest-coverage</w:t>
-      </w:r>
-      <w:r>
-        <w:rPr>
-          <w:rStyle w:val="NormalTok"/>
-        </w:rPr>
-        <w:t xml:space="preserve"> build/tests/lab.c.o build/tests/main.c.o build/tests/lab-test.c.o build/tests/harness/unity.c.o </w:t>
-      </w:r>
-      <w:r>
-        <w:rPr>
-          <w:rStyle w:val="AttributeTok"/>
-        </w:rPr>
-        <w:t xml:space="preserve">-o</w:t>
-      </w:r>
-      <w:r>
-        <w:rPr>
-          <w:rStyle w:val="NormalTok"/>
-        </w:rPr>
-        <w:t xml:space="preserve"> build/tests/myapp_t </w:t>
-      </w:r>
-      <w:r>
-        <w:rPr>
-          <w:rStyle w:val="AttributeTok"/>
-        </w:rPr>
-        <w:t xml:space="preserve">-fprofile-arcs</w:t>
-      </w:r>
-      <w:r>
-        <w:rPr>
-          <w:rStyle w:val="NormalTok"/>
-        </w:rPr>
-        <w:t xml:space="preserve"> </w:t>
-      </w:r>
-      <w:r>
-        <w:rPr>
-          <w:rStyle w:val="AttributeTok"/>
-        </w:rPr>
-        <w:t xml:space="preserve">-ftest-coverage</w:t>
-      </w:r>
-      <w:r>
-        <w:br/>
-      </w:r>
-      <w:r>
-        <w:rPr>
-          <w:rStyle w:val="VariableTok"/>
-        </w:rPr>
-        <w:t xml:space="preserve">make</w:t>
-      </w:r>
-      <w:r>
-        <w:rPr>
-          <w:rStyle w:val="OperatorTok"/>
-        </w:rPr>
-        <w:t xml:space="preserve">[</w:t>
-      </w:r>
-      <w:r>
-        <w:rPr>
-          <w:rStyle w:val="DecValTok"/>
-        </w:rPr>
-        <w:t xml:space="preserve">1</w:t>
-      </w:r>
-      <w:r>
-        <w:rPr>
-          <w:rStyle w:val="OperatorTok"/>
-        </w:rPr>
-        <w:t xml:space="preserve">]</w:t>
-      </w:r>
-      <w:r>
-        <w:rPr>
-          <w:rStyle w:val="ExtensionTok"/>
-        </w:rPr>
-        <w:t xml:space="preserve">:</w:t>
-      </w:r>
-      <w:r>
-        <w:rPr>
-          <w:rStyle w:val="NormalTok"/>
-        </w:rPr>
-        <w:t xml:space="preserve"> Leaving directory </w:t>
-      </w:r>
-      <w:r>
-        <w:rPr>
-          <w:rStyle w:val="StringTok"/>
-        </w:rPr>
-        <w:t xml:space="preserve">'/home/runner/work/cs425-p3/cs425-p3'</w:t>
-      </w:r>
-      <w:r>
-        <w:br/>
-      </w:r>
-      <w:r>
-        <w:rPr>
-          <w:rStyle w:val="VariableTok"/>
-        </w:rPr>
-        <w:t xml:space="preserve">make</w:t>
-      </w:r>
-      <w:r>
-        <w:rPr>
-          <w:rStyle w:val="OperatorTok"/>
-        </w:rPr>
-        <w:t xml:space="preserve">[</w:t>
-      </w:r>
-      <w:r>
-        <w:rPr>
-          <w:rStyle w:val="DecValTok"/>
-        </w:rPr>
-        <w:t xml:space="preserve">1</w:t>
-      </w:r>
-      <w:r>
-        <w:rPr>
-          <w:rStyle w:val="OperatorTok"/>
-        </w:rPr>
-        <w:t xml:space="preserve">]</w:t>
-      </w:r>
-      <w:r>
-        <w:rPr>
-          <w:rStyle w:val="ExtensionTok"/>
-        </w:rPr>
-        <w:t xml:space="preserve">:</w:t>
-      </w:r>
-      <w:r>
-        <w:rPr>
-          <w:rStyle w:val="NormalTok"/>
-        </w:rPr>
-        <w:t xml:space="preserve"> Entering directory </w:t>
-      </w:r>
-      <w:r>
-        <w:rPr>
-          <w:rStyle w:val="StringTok"/>
-        </w:rPr>
-        <w:t xml:space="preserve">'/home/runner/work/cs425-p3/cs425-p3'</w:t>
-      </w:r>
-      <w:r>
-        <w:br/>
-      </w:r>
-      <w:r>
-        <w:rPr>
-          <w:rStyle w:val="FunctionTok"/>
-        </w:rPr>
-        <w:t xml:space="preserve">mkdir</w:t>
-      </w:r>
-      <w:r>
-        <w:rPr>
-          <w:rStyle w:val="NormalTok"/>
-        </w:rPr>
-        <w:t xml:space="preserve"> </w:t>
-      </w:r>
-      <w:r>
-        <w:rPr>
-          <w:rStyle w:val="AttributeTok"/>
-        </w:rPr>
-        <w:t xml:space="preserve">-p</w:t>
-      </w:r>
-      <w:r>
-        <w:rPr>
-          <w:rStyle w:val="NormalTok"/>
-        </w:rPr>
-        <w:t xml:space="preserve"> build/debug-test</w:t>
-      </w:r>
-      <w:r>
-        <w:br/>
-      </w:r>
-      <w:r>
-        <w:rPr>
-          <w:rStyle w:val="FunctionTok"/>
-        </w:rPr>
-        <w:t xml:space="preserve">cc</w:t>
-      </w:r>
-      <w:r>
-        <w:rPr>
-          <w:rStyle w:val="NormalTok"/>
-        </w:rPr>
-        <w:t xml:space="preserve"> </w:t>
-      </w:r>
-      <w:r>
-        <w:rPr>
-          <w:rStyle w:val="AttributeTok"/>
-        </w:rPr>
-        <w:t xml:space="preserve">-g</w:t>
-      </w:r>
-      <w:r>
-        <w:rPr>
-          <w:rStyle w:val="NormalTok"/>
-        </w:rPr>
-        <w:t xml:space="preserve"> </w:t>
-      </w:r>
-      <w:r>
-        <w:rPr>
-          <w:rStyle w:val="AttributeTok"/>
-        </w:rPr>
-        <w:t xml:space="preserve">-O0</w:t>
-      </w:r>
-      <w:r>
-        <w:rPr>
-          <w:rStyle w:val="NormalTok"/>
-        </w:rPr>
-        <w:t xml:space="preserve"> </w:t>
-      </w:r>
-      <w:r>
-        <w:rPr>
-          <w:rStyle w:val="AttributeTok"/>
-        </w:rPr>
-        <w:t xml:space="preserve">-DDEBUG</w:t>
-      </w:r>
-      <w:r>
-        <w:rPr>
-          <w:rStyle w:val="NormalTok"/>
-        </w:rPr>
-        <w:t xml:space="preserve"> </w:t>
-      </w:r>
-      <w:r>
-        <w:rPr>
-          <w:rStyle w:val="AttributeTok"/>
-        </w:rPr>
-        <w:t xml:space="preserve">-DTEST</w:t>
-      </w:r>
-      <w:r>
-        <w:rPr>
-          <w:rStyle w:val="NormalTok"/>
-        </w:rPr>
-        <w:t xml:space="preserve"> </w:t>
-      </w:r>
-      <w:r>
-        <w:rPr>
-          <w:rStyle w:val="AttributeTok"/>
-        </w:rPr>
-        <w:t xml:space="preserve">-fno-omit-frame-pointer</w:t>
-      </w:r>
-      <w:r>
-        <w:rPr>
-          <w:rStyle w:val="NormalTok"/>
-        </w:rPr>
-        <w:t xml:space="preserve"> </w:t>
-      </w:r>
-      <w:r>
-        <w:rPr>
-          <w:rStyle w:val="AttributeTok"/>
-        </w:rPr>
-        <w:t xml:space="preserve">-fsanitize</w:t>
-      </w:r>
-      <w:r>
-        <w:rPr>
-          <w:rStyle w:val="OperatorTok"/>
-        </w:rPr>
-        <w:t xml:space="preserve">=</w:t>
-      </w:r>
-      <w:r>
-        <w:rPr>
-          <w:rStyle w:val="NormalTok"/>
-        </w:rPr>
-        <w:t xml:space="preserve">address </w:t>
-      </w:r>
-      <w:r>
-        <w:rPr>
-          <w:rStyle w:val="AttributeTok"/>
-        </w:rPr>
-        <w:t xml:space="preserve">-c</w:t>
-      </w:r>
-      <w:r>
-        <w:rPr>
-          <w:rStyle w:val="NormalTok"/>
-        </w:rPr>
-        <w:t xml:space="preserve"> src/lab.c </w:t>
-      </w:r>
-      <w:r>
-        <w:rPr>
-          <w:rStyle w:val="AttributeTok"/>
-        </w:rPr>
-        <w:t xml:space="preserve">-o</w:t>
-      </w:r>
-      <w:r>
-        <w:rPr>
-          <w:rStyle w:val="NormalTok"/>
-        </w:rPr>
         <w:t xml:space="preserve"> build/debug-test/lab.c.o</w:t>
-      </w:r>
-      <w:r>
-        <w:br/>
-      </w:r>
-      <w:r>
-        <w:rPr>
-          <w:rStyle w:val="ExtensionTok"/>
-        </w:rPr>
-        <w:t xml:space="preserve">src/lab.c:</w:t>
-      </w:r>
-      <w:r>
-        <w:rPr>
-          <w:rStyle w:val="NormalTok"/>
-        </w:rPr>
-        <w:t xml:space="preserve"> In function ‘cidr_format’:</w:t>
-      </w:r>
-      <w:r>
-        <w:br/>
-      </w:r>
-      <w:r>
-        <w:rPr>
-          <w:rStyle w:val="ExtensionTok"/>
-        </w:rPr>
-        <w:t xml:space="preserve">src/lab.c:197:43:</w:t>
-      </w:r>
-      <w:r>
-        <w:rPr>
-          <w:rStyle w:val="NormalTok"/>
-        </w:rPr>
-        <w:t xml:space="preserve"> warning: ‘snprintf’ output may be truncated before the last format character </w:t>
-      </w:r>
-      <w:r>
-        <w:rPr>
-          <w:rStyle w:val="PreprocessorTok"/>
-        </w:rPr>
-        <w:t xml:space="preserve">[-</w:t>
-      </w:r>
-      <w:r>
-        <w:rPr>
-          <w:rStyle w:val="SpecialStringTok"/>
-        </w:rPr>
-        <w:t xml:space="preserve">Wformat</w:t>
-      </w:r>
-      <w:r>
-        <w:rPr>
-          <w:rStyle w:val="PreprocessorTok"/>
-        </w:rPr>
-        <w:t xml:space="preserve">-</w:t>
-      </w:r>
-      <w:r>
-        <w:rPr>
-          <w:rStyle w:val="SpecialStringTok"/>
-        </w:rPr>
-        <w:t xml:space="preserve">truncation=</w:t>
-      </w:r>
-      <w:r>
-        <w:rPr>
-          <w:rStyle w:val="PreprocessorTok"/>
-        </w:rPr>
-        <w:t xml:space="preserve">]</w:t>
-      </w:r>
-      <w:r>
-        <w:br/>
-      </w:r>
-      <w:r>
-        <w:rPr>
-          <w:rStyle w:val="NormalTok"/>
-        </w:rPr>
-        <w:t xml:space="preserve">  </w:t>
-      </w:r>
-      <w:r>
-        <w:rPr>
-          <w:rStyle w:val="ExtensionTok"/>
-        </w:rPr>
-        <w:t xml:space="preserve">197</w:t>
-      </w:r>
-      <w:r>
-        <w:rPr>
-          <w:rStyle w:val="NormalTok"/>
-        </w:rPr>
-        <w:t xml:space="preserve"> </w:t>
-      </w:r>
-      <w:r>
-        <w:rPr>
-          <w:rStyle w:val="KeywordTok"/>
-        </w:rPr>
-        <w:t xml:space="preserve">|</w:t>
-      </w:r>
-      <w:r>
-        <w:rPr>
-          <w:rStyle w:val="NormalTok"/>
-        </w:rPr>
-        <w:t xml:space="preserve">   </w:t>
-      </w:r>
-      <w:r>
-        <w:rPr>
-          <w:rStyle w:val="KeywordTok"/>
-        </w:rPr>
-        <w:t xml:space="preserve">(</w:t>
-      </w:r>
-      <w:r>
-        <w:rPr>
-          <w:rStyle w:val="ExtensionTok"/>
-        </w:rPr>
-        <w:t xml:space="preserve">void</w:t>
-      </w:r>
-      <w:r>
-        <w:rPr>
-          <w:rStyle w:val="KeywordTok"/>
-        </w:rPr>
-        <w:t xml:space="preserve">)</w:t>
-      </w:r>
-      <w:r>
-        <w:rPr>
-          <w:rStyle w:val="ExtensionTok"/>
-        </w:rPr>
-        <w:t xml:space="preserve">snprintf</w:t>
-      </w:r>
-      <w:r>
-        <w:rPr>
-          <w:rStyle w:val="ErrorTok"/>
-        </w:rPr>
-        <w:t xml:space="preserve">(</w:t>
-      </w:r>
-      <w:r>
-        <w:rPr>
-          <w:rStyle w:val="ExtensionTok"/>
-        </w:rPr>
-        <w:t xml:space="preserve">out,</w:t>
-      </w:r>
-      <w:r>
-        <w:rPr>
-          <w:rStyle w:val="NormalTok"/>
-        </w:rPr>
-        <w:t xml:space="preserve"> CIDR_STR_LEN, </w:t>
-      </w:r>
-      <w:r>
-        <w:rPr>
-          <w:rStyle w:val="StringTok"/>
-        </w:rPr>
-        <w:t xml:space="preserve">"%s/%u"</w:t>
-      </w:r>
-      <w:r>
-        <w:rPr>
-          <w:rStyle w:val="NormalTok"/>
-        </w:rPr>
-        <w:t xml:space="preserve">, address,</w:t>
-      </w:r>
-      <w:r>
-        <w:br/>
-      </w:r>
-      <w:r>
-        <w:rPr>
-          <w:rStyle w:val="NormalTok"/>
-        </w:rPr>
-        <w:t xml:space="preserve">      </w:t>
-      </w:r>
-      <w:r>
-        <w:rPr>
-          <w:rStyle w:val="KeywordTok"/>
-        </w:rPr>
-        <w:t xml:space="preserve">|</w:t>
-      </w:r>
-      <w:r>
-        <w:rPr>
-          <w:rStyle w:val="NormalTok"/>
-        </w:rPr>
-        <w:t xml:space="preserve">                                           </w:t>
-      </w:r>
-      <w:r>
-        <w:rPr>
-          <w:rStyle w:val="ExtensionTok"/>
-        </w:rPr>
-        <w:t xml:space="preserve">^</w:t>
-      </w:r>
-      <w:r>
-        <w:br/>
-      </w:r>
-      <w:r>
-        <w:rPr>
-          <w:rStyle w:val="ExtensionTok"/>
-        </w:rPr>
-        <w:t xml:space="preserve">src/lab.c:197:9:</w:t>
-      </w:r>
-      <w:r>
-        <w:rPr>
-          <w:rStyle w:val="NormalTok"/>
-        </w:rPr>
-        <w:t xml:space="preserve"> note: ‘snprintf’ output between 3 and 20 bytes into a destination of size 19</w:t>
-      </w:r>
-      <w:r>
-        <w:br/>
-      </w:r>
-      <w:r>
-        <w:rPr>
-          <w:rStyle w:val="NormalTok"/>
-        </w:rPr>
-        <w:t xml:space="preserve">  </w:t>
-      </w:r>
-      <w:r>
-        <w:rPr>
-          <w:rStyle w:val="ExtensionTok"/>
-        </w:rPr>
-        <w:t xml:space="preserve">197</w:t>
-      </w:r>
-      <w:r>
-        <w:rPr>
-          <w:rStyle w:val="NormalTok"/>
-        </w:rPr>
-        <w:t xml:space="preserve"> </w:t>
-      </w:r>
-      <w:r>
-        <w:rPr>
-          <w:rStyle w:val="KeywordTok"/>
-        </w:rPr>
-        <w:t xml:space="preserve">|</w:t>
-      </w:r>
-      <w:r>
-        <w:rPr>
-          <w:rStyle w:val="NormalTok"/>
-        </w:rPr>
-        <w:t xml:space="preserve">   </w:t>
-      </w:r>
-      <w:r>
-        <w:rPr>
-          <w:rStyle w:val="KeywordTok"/>
-        </w:rPr>
-        <w:t xml:space="preserve">(</w:t>
-      </w:r>
-      <w:r>
-        <w:rPr>
-          <w:rStyle w:val="ExtensionTok"/>
-        </w:rPr>
-        <w:t xml:space="preserve">void</w:t>
-      </w:r>
-      <w:r>
-        <w:rPr>
-          <w:rStyle w:val="KeywordTok"/>
-        </w:rPr>
-        <w:t xml:space="preserve">)</w:t>
-      </w:r>
-      <w:r>
-        <w:rPr>
-          <w:rStyle w:val="ExtensionTok"/>
-        </w:rPr>
-        <w:t xml:space="preserve">snprintf</w:t>
-      </w:r>
-      <w:r>
-        <w:rPr>
-          <w:rStyle w:val="ErrorTok"/>
-        </w:rPr>
-        <w:t xml:space="preserve">(</w:t>
-      </w:r>
-      <w:r>
-        <w:rPr>
-          <w:rStyle w:val="ExtensionTok"/>
-        </w:rPr>
-        <w:t xml:space="preserve">out,</w:t>
-      </w:r>
-      <w:r>
-        <w:rPr>
-          <w:rStyle w:val="NormalTok"/>
-        </w:rPr>
-        <w:t xml:space="preserve"> CIDR_STR_LEN, </w:t>
-      </w:r>
-      <w:r>
-        <w:rPr>
-          <w:rStyle w:val="StringTok"/>
-        </w:rPr>
-        <w:t xml:space="preserve">"%s/%u"</w:t>
-      </w:r>
-      <w:r>
-        <w:rPr>
-          <w:rStyle w:val="NormalTok"/>
-        </w:rPr>
-        <w:t xml:space="preserve">, address,</w:t>
-      </w:r>
-      <w:r>
-        <w:br/>
-      </w:r>
-      <w:r>
-        <w:rPr>
-          <w:rStyle w:val="NormalTok"/>
-        </w:rPr>
-        <w:t xml:space="preserve">      </w:t>
-      </w:r>
-      <w:r>
-        <w:rPr>
-          <w:rStyle w:val="KeywordTok"/>
-        </w:rPr>
-        <w:t xml:space="preserve">|</w:t>
-      </w:r>
-      <w:r>
-        <w:rPr>
-          <w:rStyle w:val="NormalTok"/>
-        </w:rPr>
-        <w:t xml:space="preserve">         </w:t>
-      </w:r>
-      <w:r>
-        <w:rPr>
-          <w:rStyle w:val="ExtensionTok"/>
-        </w:rPr>
-        <w:t xml:space="preserve">^~~~~~~~~~~~~~~~~~~~~~~~~~~~~~~~~~~~~~~~~~~~~</w:t>
-      </w:r>
-      <w:r>
-        <w:br/>
-      </w:r>
-      <w:r>
-        <w:rPr>
-          <w:rStyle w:val="NormalTok"/>
-        </w:rPr>
-        <w:t xml:space="preserve">  </w:t>
-      </w:r>
-      <w:r>
-        <w:rPr>
-          <w:rStyle w:val="ExtensionTok"/>
-        </w:rPr>
-        <w:t xml:space="preserve">198</w:t>
-      </w:r>
-      <w:r>
-        <w:rPr>
-          <w:rStyle w:val="NormalTok"/>
-        </w:rPr>
-        <w:t xml:space="preserve"> </w:t>
-      </w:r>
-      <w:r>
-        <w:rPr>
-          <w:rStyle w:val="KeywordTok"/>
-        </w:rPr>
-        <w:t xml:space="preserve">|</w:t>
-      </w:r>
-      <w:r>
-        <w:rPr>
-          <w:rStyle w:val="NormalTok"/>
-        </w:rPr>
-        <w:t xml:space="preserve">                  </w:t>
-      </w:r>
-      <w:r>
-        <w:rPr>
-          <w:rStyle w:val="ExtensionTok"/>
-        </w:rPr>
-        <w:t xml:space="preserve">bound_prefix</w:t>
-      </w:r>
-      <w:r>
-        <w:rPr>
-          <w:rStyle w:val="ErrorTok"/>
-        </w:rPr>
-        <w:t xml:space="preserve">(</w:t>
-      </w:r>
-      <w:r>
-        <w:rPr>
-          <w:rStyle w:val="ExtensionTok"/>
-        </w:rPr>
-        <w:t xml:space="preserve">block.prefix</w:t>
-      </w:r>
-      <w:r>
-        <w:rPr>
-          <w:rStyle w:val="KeywordTok"/>
-        </w:rPr>
-        <w:t xml:space="preserve">));</w:t>
-      </w:r>
-      <w:r>
-        <w:br/>
-      </w:r>
-      <w:r>
-        <w:rPr>
-          <w:rStyle w:val="NormalTok"/>
-        </w:rPr>
-        <w:t xml:space="preserve">      </w:t>
-      </w:r>
-      <w:r>
-        <w:rPr>
-          <w:rStyle w:val="KeywordTok"/>
-        </w:rPr>
-        <w:t xml:space="preserve">|</w:t>
-      </w:r>
-      <w:r>
-        <w:rPr>
-          <w:rStyle w:val="NormalTok"/>
-        </w:rPr>
-        <w:t xml:space="preserve">                  </w:t>
-      </w:r>
-      <w:r>
-        <w:rPr>
-          <w:rStyle w:val="ExtensionTok"/>
-        </w:rPr>
-        <w:t xml:space="preserve">~~~~~~~~~~~~~~~~~~~~~~~~~~~</w:t>
       </w:r>
       <w:r>
         <w:br/>
@@ -5827,7 +4666,7 @@
         <w:rPr>
           <w:rStyle w:val="NormalTok"/>
         </w:rPr>
-        <w:t xml:space="preserve">                                      227      227   100%</w:t>
+        <w:t xml:space="preserve">                                      229      229   100%</w:t>
       </w:r>
       <w:r>
         <w:br/>
@@ -5851,7 +4690,7 @@
         <w:rPr>
           <w:rStyle w:val="NormalTok"/>
         </w:rPr>
-        <w:t xml:space="preserve">                                          227      227   100%</w:t>
+        <w:t xml:space="preserve">                                          229      229   100%</w:t>
       </w:r>
       <w:r>
         <w:br/>
@@ -13238,6 +12077,177 @@
         <w:rPr>
           <w:rStyle w:val="NormalTok"/>
         </w:rPr>
+        <w:t xml:space="preserve">  </w:t>
+      </w:r>
+      <w:r>
+        <w:rPr>
+          <w:rStyle w:val="DataTypeTok"/>
+        </w:rPr>
+        <w:t xml:space="preserve">unsigned</w:t>
+      </w:r>
+      <w:r>
+        <w:rPr>
+          <w:rStyle w:val="NormalTok"/>
+        </w:rPr>
+        <w:t xml:space="preserve"> </w:t>
+      </w:r>
+      <w:r>
+        <w:rPr>
+          <w:rStyle w:val="DataTypeTok"/>
+        </w:rPr>
+        <w:t xml:space="preserve">int</w:t>
+      </w:r>
+      <w:r>
+        <w:rPr>
+          <w:rStyle w:val="NormalTok"/>
+        </w:rPr>
+        <w:t xml:space="preserve"> prefix </w:t>
+      </w:r>
+      <w:r>
+        <w:rPr>
+          <w:rStyle w:val="OperatorTok"/>
+        </w:rPr>
+        <w:t xml:space="preserve">=</w:t>
+      </w:r>
+      <w:r>
+        <w:rPr>
+          <w:rStyle w:val="NormalTok"/>
+        </w:rPr>
+        <w:t xml:space="preserve"> block</w:t>
+      </w:r>
+      <w:r>
+        <w:rPr>
+          <w:rStyle w:val="OperatorTok"/>
+        </w:rPr>
+        <w:t xml:space="preserve">.</w:t>
+      </w:r>
+      <w:r>
+        <w:rPr>
+          <w:rStyle w:val="NormalTok"/>
+        </w:rPr>
+        <w:t xml:space="preserve">prefix</w:t>
+      </w:r>
+      <w:r>
+        <w:rPr>
+          <w:rStyle w:val="OperatorTok"/>
+        </w:rPr>
+        <w:t xml:space="preserve">;</w:t>
+      </w:r>
+      <w:r>
+        <w:br/>
+      </w:r>
+      <w:r>
+        <w:rPr>
+          <w:rStyle w:val="NormalTok"/>
+        </w:rPr>
+        <w:t xml:space="preserve">  </w:t>
+      </w:r>
+      <w:r>
+        <w:rPr>
+          <w:rStyle w:val="ControlFlowTok"/>
+        </w:rPr>
+        <w:t xml:space="preserve">if</w:t>
+      </w:r>
+      <w:r>
+        <w:rPr>
+          <w:rStyle w:val="NormalTok"/>
+        </w:rPr>
+        <w:t xml:space="preserve"> </w:t>
+      </w:r>
+      <w:r>
+        <w:rPr>
+          <w:rStyle w:val="OperatorTok"/>
+        </w:rPr>
+        <w:t xml:space="preserve">(</w:t>
+      </w:r>
+      <w:r>
+        <w:rPr>
+          <w:rStyle w:val="NormalTok"/>
+        </w:rPr>
+        <w:t xml:space="preserve">prefix </w:t>
+      </w:r>
+      <w:r>
+        <w:rPr>
+          <w:rStyle w:val="OperatorTok"/>
+        </w:rPr>
+        <w:t xml:space="preserve">&gt;</w:t>
+      </w:r>
+      <w:r>
+        <w:rPr>
+          <w:rStyle w:val="NormalTok"/>
+        </w:rPr>
+        <w:t xml:space="preserve"> MAXIMUM_DECIMAL_PREFIX_VALUE</w:t>
+      </w:r>
+      <w:r>
+        <w:rPr>
+          <w:rStyle w:val="OperatorTok"/>
+        </w:rPr>
+        <w:t xml:space="preserve">)</w:t>
+      </w:r>
+      <w:r>
+        <w:br/>
+      </w:r>
+      <w:r>
+        <w:rPr>
+          <w:rStyle w:val="NormalTok"/>
+        </w:rPr>
+        <w:t xml:space="preserve">  </w:t>
+      </w:r>
+      <w:r>
+        <w:rPr>
+          <w:rStyle w:val="OperatorTok"/>
+        </w:rPr>
+        <w:t xml:space="preserve">{</w:t>
+      </w:r>
+      <w:r>
+        <w:br/>
+      </w:r>
+      <w:r>
+        <w:rPr>
+          <w:rStyle w:val="NormalTok"/>
+        </w:rPr>
+        <w:t xml:space="preserve">    prefix </w:t>
+      </w:r>
+      <w:r>
+        <w:rPr>
+          <w:rStyle w:val="OperatorTok"/>
+        </w:rPr>
+        <w:t xml:space="preserve">=</w:t>
+      </w:r>
+      <w:r>
+        <w:rPr>
+          <w:rStyle w:val="NormalTok"/>
+        </w:rPr>
+        <w:t xml:space="preserve"> MAXIMUM_DECIMAL_PREFIX_VALUE</w:t>
+      </w:r>
+      <w:r>
+        <w:rPr>
+          <w:rStyle w:val="OperatorTok"/>
+        </w:rPr>
+        <w:t xml:space="preserve">;</w:t>
+      </w:r>
+      <w:r>
+        <w:br/>
+      </w:r>
+      <w:r>
+        <w:rPr>
+          <w:rStyle w:val="NormalTok"/>
+        </w:rPr>
+        <w:t xml:space="preserve">  </w:t>
+      </w:r>
+      <w:r>
+        <w:rPr>
+          <w:rStyle w:val="OperatorTok"/>
+        </w:rPr>
+        <w:t xml:space="preserve">}</w:t>
+      </w:r>
+      <w:r>
+        <w:br/>
+      </w:r>
+      <w:r>
+        <w:rPr>
+          <w:rStyle w:val="NormalTok"/>
+        </w:rPr>
         <w:t xml:space="preserve">  ip_format</w:t>
       </w:r>
       <w:r>
@@ -13400,43 +12410,16 @@
         <w:t xml:space="preserve">,</w:t>
       </w:r>
       <w:r>
-        <w:br/>
-      </w:r>
-      <w:r>
-        <w:rPr>
-          <w:rStyle w:val="NormalTok"/>
-        </w:rPr>
-        <w:t xml:space="preserve">                 bound_prefix</w:t>
-      </w:r>
-      <w:r>
-        <w:rPr>
-          <w:rStyle w:val="OperatorTok"/>
-        </w:rPr>
-        <w:t xml:space="preserve">(</w:t>
-      </w:r>
-      <w:r>
-        <w:rPr>
-          <w:rStyle w:val="NormalTok"/>
-        </w:rPr>
-        <w:t xml:space="preserve">block</w:t>
-      </w:r>
-      <w:r>
-        <w:rPr>
-          <w:rStyle w:val="OperatorTok"/>
-        </w:rPr>
-        <w:t xml:space="preserve">.</w:t>
-      </w:r>
-      <w:r>
-        <w:rPr>
-          <w:rStyle w:val="NormalTok"/>
-        </w:rPr>
-        <w:t xml:space="preserve">prefix</w:t>
-      </w:r>
-      <w:r>
-        <w:rPr>
-          <w:rStyle w:val="OperatorTok"/>
-        </w:rPr>
-        <w:t xml:space="preserve">));</w:t>
+        <w:rPr>
+          <w:rStyle w:val="NormalTok"/>
+        </w:rPr>
+        <w:t xml:space="preserve"> prefix</w:t>
+      </w:r>
+      <w:r>
+        <w:rPr>
+          <w:rStyle w:val="OperatorTok"/>
+        </w:rPr>
+        <w:t xml:space="preserve">);</w:t>
       </w:r>
       <w:r>
         <w:br/>
@@ -51433,7 +50416,7 @@
         <w:pStyle w:val="FirstParagraph"/>
       </w:pPr>
       <w:r>
-        <w:t xml:space="preserve">Report generated on 10/25/2026 at 18:20:53</w:t>
+        <w:t xml:space="preserve">Report generated on 10/25/2026 at 18:25:01</w:t>
       </w:r>
     </w:p>
     <w:p>
@@ -51458,7 +50441,7 @@
         <w:pStyle w:val="FirstParagraph"/>
       </w:pPr>
       <w:r>
-        <w:t xml:space="preserve">SHA-256 Hash of the report: 4be55c3e0406426a44b435ed266cdb898dcffbc482d5febfb51034c25f622b72</w:t>
+        <w:t xml:space="preserve">SHA-256 Hash of the report: 8609d07f8dd91b5e4577656fb7c630c62dbf6b6c4d0eaadbcf340bb838fbb96d</w:t>
       </w:r>
     </w:p>
     <w:p>
